--- a/public/cv/Oladiti Adewale John CV Business Systems Analyst 2026.docx
+++ b/public/cv/Oladiti Adewale John CV Business Systems Analyst 2026.docx
@@ -1,6 +1,6 @@
 
 <file path=word/document.xml><?xml version="1.0" encoding="utf-8"?>
-<w:document xmlns:wpc="http://schemas.microsoft.com/office/word/2010/wordprocessingCanvas" xmlns:mc="http://schemas.openxmlformats.org/markup-compatibility/2006" xmlns:o="urn:schemas-microsoft-com:office:office" xmlns:r="http://schemas.openxmlformats.org/officeDocument/2006/relationships" xmlns:m="http://schemas.openxmlformats.org/officeDocument/2006/math" xmlns:v="urn:schemas-microsoft-com:vml" xmlns:wp14="http://schemas.microsoft.com/office/word/2010/wordprocessingDrawing" xmlns:wp="http://schemas.openxmlformats.org/drawingml/2006/wordprocessingDrawing" xmlns:w10="urn:schemas-microsoft-com:office:word" xmlns:w="http://schemas.openxmlformats.org/wordprocessingml/2006/main" xmlns:w14="http://schemas.microsoft.com/office/word/2010/wordml" xmlns:w15="http://schemas.microsoft.com/office/word/2012/wordml" xmlns:wpg="http://schemas.microsoft.com/office/word/2010/wordprocessingGroup" xmlns:wpi="http://schemas.microsoft.com/office/word/2010/wordprocessingInk" xmlns:wne="http://schemas.microsoft.com/office/word/2006/wordml" xmlns:wps="http://schemas.microsoft.com/office/word/2010/wordprocessingShape" xmlns:cx="http://schemas.microsoft.com/office/drawing/2014/chartex" xmlns:cx1="http://schemas.microsoft.com/office/drawing/2015/9/8/chartex" xmlns:cx2="http://schemas.microsoft.com/office/drawing/2015/10/21/chartex" xmlns:cx3="http://schemas.microsoft.com/office/drawing/2016/5/9/chartex" xmlns:cx4="http://schemas.microsoft.com/office/drawing/2016/5/10/chartex" xmlns:cx5="http://schemas.microsoft.com/office/drawing/2016/5/11/chartex" xmlns:cx6="http://schemas.microsoft.com/office/drawing/2016/5/12/chartex" xmlns:cx7="http://schemas.microsoft.com/office/drawing/2016/5/13/chartex" xmlns:cx8="http://schemas.microsoft.com/office/drawing/2016/5/14/chartex" xmlns:aink="http://schemas.microsoft.com/office/drawing/2016/ink" xmlns:am3d="http://schemas.microsoft.com/office/drawing/2017/model3d" xmlns:w16cex="http://schemas.microsoft.com/office/word/2018/wordml/cex" xmlns:w16cid="http://schemas.microsoft.com/office/word/2016/wordml/cid" xmlns:w16="http://schemas.microsoft.com/office/word/2018/wordml" xmlns:w16sdtdh="http://schemas.microsoft.com/office/word/2020/wordml/sdtdatahash" xmlns:w16se="http://schemas.microsoft.com/office/word/2015/wordml/symex" mc:Ignorable="w14 w15 wp14">
+<w:document xmlns:wpc="http://schemas.microsoft.com/office/word/2010/wordprocessingCanvas" xmlns:cx="http://schemas.microsoft.com/office/drawing/2014/chartex" xmlns:cx1="http://schemas.microsoft.com/office/drawing/2015/9/8/chartex" xmlns:cx2="http://schemas.microsoft.com/office/drawing/2015/10/21/chartex" xmlns:cx3="http://schemas.microsoft.com/office/drawing/2016/5/9/chartex" xmlns:cx4="http://schemas.microsoft.com/office/drawing/2016/5/10/chartex" xmlns:cx5="http://schemas.microsoft.com/office/drawing/2016/5/11/chartex" xmlns:cx6="http://schemas.microsoft.com/office/drawing/2016/5/12/chartex" xmlns:cx7="http://schemas.microsoft.com/office/drawing/2016/5/13/chartex" xmlns:cx8="http://schemas.microsoft.com/office/drawing/2016/5/14/chartex" xmlns:mc="http://schemas.openxmlformats.org/markup-compatibility/2006" xmlns:aink="http://schemas.microsoft.com/office/drawing/2016/ink" xmlns:am3d="http://schemas.microsoft.com/office/drawing/2017/model3d" xmlns:o="urn:schemas-microsoft-com:office:office" xmlns:oel="http://schemas.microsoft.com/office/2019/extlst" xmlns:r="http://schemas.openxmlformats.org/officeDocument/2006/relationships" xmlns:m="http://schemas.openxmlformats.org/officeDocument/2006/math" xmlns:v="urn:schemas-microsoft-com:vml" xmlns:wp14="http://schemas.microsoft.com/office/word/2010/wordprocessingDrawing" xmlns:wp="http://schemas.openxmlformats.org/drawingml/2006/wordprocessingDrawing" xmlns:w10="urn:schemas-microsoft-com:office:word" xmlns:w="http://schemas.openxmlformats.org/wordprocessingml/2006/main" xmlns:w14="http://schemas.microsoft.com/office/word/2010/wordml" xmlns:w15="http://schemas.microsoft.com/office/word/2012/wordml" xmlns:w16cex="http://schemas.microsoft.com/office/word/2018/wordml/cex" xmlns:w16cid="http://schemas.microsoft.com/office/word/2016/wordml/cid" xmlns:w16="http://schemas.microsoft.com/office/word/2018/wordml" xmlns:w16du="http://schemas.microsoft.com/office/word/2023/wordml/word16du" xmlns:w16sdtdh="http://schemas.microsoft.com/office/word/2020/wordml/sdtdatahash" xmlns:w16sdtfl="http://schemas.microsoft.com/office/word/2024/wordml/sdtformatlock" xmlns:w16se="http://schemas.microsoft.com/office/word/2015/wordml/symex" xmlns:wpg="http://schemas.microsoft.com/office/word/2010/wordprocessingGroup" xmlns:wpi="http://schemas.microsoft.com/office/word/2010/wordprocessingInk" xmlns:wne="http://schemas.microsoft.com/office/word/2006/wordml" xmlns:wps="http://schemas.microsoft.com/office/word/2010/wordprocessingShape" mc:Ignorable="w14 w15 w16se w16cid w16 w16cex w16sdtdh w16sdtfl w16du wp14">
   <w:body>
     <w:p>
       <w:pPr>
@@ -8,14 +8,14 @@
       </w:pPr>
       <w:r>
         <w:rPr>
-          <w:rFonts w:ascii="Calibri" w:cs="Calibri" w:eastAsia="Calibri" w:hAnsi="Calibri"/>
+          <w:rFonts w:ascii="Calibri" w:eastAsia="Calibri" w:hAnsi="Calibri" w:cs="Calibri"/>
           <w:b/>
           <w:bCs/>
           <w:color w:val="1F3A5F"/>
           <w:sz w:val="40"/>
           <w:szCs w:val="40"/>
         </w:rPr>
-        <w:t xml:space="preserve">OLADITI ADEWALE JOHN</w:t>
+        <w:t>OLADITI ADEWALE JOHN</w:t>
       </w:r>
     </w:p>
     <w:p>
@@ -24,14 +24,14 @@
       </w:pPr>
       <w:r>
         <w:rPr>
-          <w:rFonts w:ascii="Calibri" w:cs="Calibri" w:eastAsia="Calibri" w:hAnsi="Calibri"/>
+          <w:rFonts w:ascii="Calibri" w:eastAsia="Calibri" w:hAnsi="Calibri" w:cs="Calibri"/>
           <w:b/>
           <w:bCs/>
           <w:color w:val="1F3A5F"/>
           <w:sz w:val="22"/>
           <w:szCs w:val="22"/>
         </w:rPr>
-        <w:t xml:space="preserve">Technical Business Analyst / Systems Analyst — Software Engineering Background · MBA</w:t>
+        <w:t>Technical Business Analyst / Systems Analyst — Software Engineering Background · MBA</w:t>
       </w:r>
     </w:p>
     <w:p>
@@ -40,50 +40,109 @@
       </w:pPr>
       <w:r>
         <w:rPr>
-          <w:rFonts w:ascii="Calibri" w:cs="Calibri" w:eastAsia="Calibri" w:hAnsi="Calibri"/>
+          <w:rFonts w:ascii="Calibri" w:eastAsia="Calibri" w:hAnsi="Calibri" w:cs="Calibri"/>
           <w:color w:val="555555"/>
           <w:sz w:val="18"/>
           <w:szCs w:val="18"/>
         </w:rPr>
-        <w:t xml:space="preserve">Ibadan, Nigeria — Open to Remote / International Opportunities   |   adewale.oladiti28@gmail.com   |   +234 706 760 2193</w:t>
+        <w:t>Ibadan, Nigeria — Open to Remote / International Opportunities   |   adewale.oladiti28@gmail.com   |   +234 706 760 2193</w:t>
       </w:r>
     </w:p>
     <w:p>
       <w:pPr>
         <w:pBdr>
-          <w:bottom w:val="single" w:color="CCCCCC" w:sz="6" w:space="4"/>
+          <w:bottom w:val="single" w:sz="6" w:space="4" w:color="CCCCCC"/>
         </w:pBdr>
         <w:spacing w:after="160"/>
       </w:pPr>
       <w:r>
         <w:rPr>
-          <w:rFonts w:ascii="Calibri" w:cs="Calibri" w:eastAsia="Calibri" w:hAnsi="Calibri"/>
+          <w:rFonts w:ascii="Calibri" w:eastAsia="Calibri" w:hAnsi="Calibri" w:cs="Calibri"/>
           <w:i/>
           <w:iCs/>
           <w:color w:val="555555"/>
           <w:sz w:val="18"/>
           <w:szCs w:val="18"/>
         </w:rPr>
-        <w:t xml:space="preserve">LinkedIn: [add your URL]   |   GitHub: [add your URL]   |   Portfolio: [add your URL, if available]</w:t>
-      </w:r>
+        <w:t xml:space="preserve">LinkedIn: </w:t>
+      </w:r>
+      <w:hyperlink r:id="rId5" w:history="1">
+        <w:r>
+          <w:rPr>
+            <w:rStyle w:val="Hyperlink"/>
+            <w:rFonts w:ascii="Calibri" w:eastAsia="Calibri" w:hAnsi="Calibri" w:cs="Calibri"/>
+            <w:i/>
+            <w:iCs/>
+            <w:sz w:val="18"/>
+            <w:szCs w:val="18"/>
+          </w:rPr>
+          <w:t>Click to open</w:t>
+        </w:r>
+      </w:hyperlink>
+      <w:r>
+        <w:rPr>
+          <w:rFonts w:ascii="Calibri" w:eastAsia="Calibri" w:hAnsi="Calibri" w:cs="Calibri"/>
+          <w:i/>
+          <w:iCs/>
+          <w:color w:val="555555"/>
+          <w:sz w:val="18"/>
+          <w:szCs w:val="18"/>
+        </w:rPr>
+        <w:t xml:space="preserve">   |   GitHub: </w:t>
+      </w:r>
+      <w:hyperlink r:id="rId6" w:history="1">
+        <w:r>
+          <w:rPr>
+            <w:rStyle w:val="Hyperlink"/>
+            <w:rFonts w:ascii="Calibri" w:eastAsia="Calibri" w:hAnsi="Calibri" w:cs="Calibri"/>
+            <w:i/>
+            <w:iCs/>
+            <w:sz w:val="18"/>
+            <w:szCs w:val="18"/>
+          </w:rPr>
+          <w:t>Click to open</w:t>
+        </w:r>
+      </w:hyperlink>
+      <w:r>
+        <w:rPr>
+          <w:rFonts w:ascii="Calibri" w:eastAsia="Calibri" w:hAnsi="Calibri" w:cs="Calibri"/>
+          <w:i/>
+          <w:iCs/>
+          <w:color w:val="555555"/>
+          <w:sz w:val="18"/>
+          <w:szCs w:val="18"/>
+        </w:rPr>
+        <w:t xml:space="preserve">   |   Portfolio: </w:t>
+      </w:r>
+      <w:hyperlink r:id="rId7" w:history="1">
+        <w:r>
+          <w:rPr>
+            <w:rStyle w:val="Hyperlink"/>
+            <w:rFonts w:ascii="Calibri" w:eastAsia="Calibri" w:hAnsi="Calibri" w:cs="Calibri"/>
+            <w:i/>
+            <w:iCs/>
+            <w:sz w:val="18"/>
+            <w:szCs w:val="18"/>
+          </w:rPr>
+          <w:t>Click to open</w:t>
+        </w:r>
+      </w:hyperlink>
     </w:p>
     <w:p>
       <w:pPr>
         <w:pBdr>
-          <w:bottom w:val="single" w:color="CCCCCC" w:sz="4" w:space="2"/>
+          <w:bottom w:val="single" w:sz="4" w:space="2" w:color="CCCCCC"/>
         </w:pBdr>
-        <w:spacing w:after="100" w:before="200"/>
-      </w:pPr>
-      <w:r>
-        <w:rPr>
-          <w:rFonts w:ascii="Calibri" w:cs="Calibri" w:eastAsia="Calibri" w:hAnsi="Calibri"/>
+        <w:spacing w:before="200" w:after="100"/>
+      </w:pPr>
+      <w:r>
+        <w:rPr>
+          <w:rFonts w:ascii="Calibri" w:eastAsia="Calibri" w:hAnsi="Calibri" w:cs="Calibri"/>
           <w:b/>
           <w:bCs/>
           <w:color w:val="1F3A5F"/>
-          <w:sz w:val="20"/>
-          <w:szCs w:val="20"/>
-        </w:rPr>
-        <w:t xml:space="preserve">PROFESSIONAL SUMMARY</w:t>
+        </w:rPr>
+        <w:t>PROFESSIONAL SUMMARY</w:t>
       </w:r>
     </w:p>
     <w:p>
@@ -92,30 +151,26 @@
       </w:pPr>
       <w:r>
         <w:rPr>
-          <w:rFonts w:ascii="Calibri" w:cs="Calibri" w:eastAsia="Calibri" w:hAnsi="Calibri"/>
-          <w:sz w:val="20"/>
-          <w:szCs w:val="20"/>
-        </w:rPr>
-        <w:t xml:space="preserve">Technical Business/Systems Analyst with a software engineering background, experienced gathering and translating business, clinical, and operational requirements into system specifications, and working directly with engineering teams through implementation. Has built and owned production systems (EHR, LMS, fintech platforms) end-to-end, giving direct insight into technical feasibility, system design trade-offs, and process gaps when defining requirements. Pursuing an MBA, with formal grounding in business strategy and operations.</w:t>
+          <w:rFonts w:ascii="Calibri" w:eastAsia="Calibri" w:hAnsi="Calibri" w:cs="Calibri"/>
+        </w:rPr>
+        <w:t>Technical Business/Systems Analyst with a software engineering background, experienced gathering and translating business, clinical, and operational requirements into system specifications, and working directly with engineering teams through implementation. Has built and owned production systems (EHR, LMS, fintech platforms) end-to-end, giving direct insight into technical feasibility, system design trade-offs, and process gaps when defining requirements. Pursuing an MBA, with formal grounding in business strategy and operations.</w:t>
       </w:r>
     </w:p>
     <w:p>
       <w:pPr>
         <w:pBdr>
-          <w:bottom w:val="single" w:color="CCCCCC" w:sz="4" w:space="2"/>
+          <w:bottom w:val="single" w:sz="4" w:space="2" w:color="CCCCCC"/>
         </w:pBdr>
-        <w:spacing w:after="100" w:before="200"/>
-      </w:pPr>
-      <w:r>
-        <w:rPr>
-          <w:rFonts w:ascii="Calibri" w:cs="Calibri" w:eastAsia="Calibri" w:hAnsi="Calibri"/>
+        <w:spacing w:before="200" w:after="100"/>
+      </w:pPr>
+      <w:r>
+        <w:rPr>
+          <w:rFonts w:ascii="Calibri" w:eastAsia="Calibri" w:hAnsi="Calibri" w:cs="Calibri"/>
           <w:b/>
           <w:bCs/>
           <w:color w:val="1F3A5F"/>
-          <w:sz w:val="20"/>
-          <w:szCs w:val="20"/>
-        </w:rPr>
-        <w:t xml:space="preserve">CORE SKILLS</w:t>
+        </w:rPr>
+        <w:t>CORE SKILLS</w:t>
       </w:r>
     </w:p>
     <w:p>
@@ -124,22 +179,18 @@
       </w:pPr>
       <w:r>
         <w:rPr>
-          <w:rFonts w:ascii="Calibri" w:cs="Calibri" w:eastAsia="Calibri" w:hAnsi="Calibri"/>
+          <w:rFonts w:ascii="Calibri" w:eastAsia="Calibri" w:hAnsi="Calibri" w:cs="Calibri"/>
           <w:b/>
           <w:bCs/>
           <w:color w:val="1F3A5F"/>
-          <w:sz w:val="20"/>
-          <w:szCs w:val="20"/>
         </w:rPr>
         <w:t xml:space="preserve">Business &amp; Requirements Analysis: </w:t>
       </w:r>
       <w:r>
         <w:rPr>
-          <w:rFonts w:ascii="Calibri" w:cs="Calibri" w:eastAsia="Calibri" w:hAnsi="Calibri"/>
-          <w:sz w:val="20"/>
-          <w:szCs w:val="20"/>
-        </w:rPr>
-        <w:t xml:space="preserve">Requirements Gathering, Business Process &amp; Workflow Analysis, Gap Analysis, Stakeholder Management, Systems Documentation, Cross-Functional Collaboration, Agile/Scrum</w:t>
+          <w:rFonts w:ascii="Calibri" w:eastAsia="Calibri" w:hAnsi="Calibri" w:cs="Calibri"/>
+        </w:rPr>
+        <w:t>Requirements Gathering, Business Process &amp; Workflow Analysis, Gap Analysis, Stakeholder Management, Systems Documentation, Cross-Functional Collaboration, Agile/Scrum</w:t>
       </w:r>
     </w:p>
     <w:p>
@@ -148,22 +199,18 @@
       </w:pPr>
       <w:r>
         <w:rPr>
-          <w:rFonts w:ascii="Calibri" w:cs="Calibri" w:eastAsia="Calibri" w:hAnsi="Calibri"/>
+          <w:rFonts w:ascii="Calibri" w:eastAsia="Calibri" w:hAnsi="Calibri" w:cs="Calibri"/>
           <w:b/>
           <w:bCs/>
           <w:color w:val="1F3A5F"/>
-          <w:sz w:val="20"/>
-          <w:szCs w:val="20"/>
         </w:rPr>
         <w:t xml:space="preserve">Technical Fluency: </w:t>
       </w:r>
       <w:r>
         <w:rPr>
-          <w:rFonts w:ascii="Calibri" w:cs="Calibri" w:eastAsia="Calibri" w:hAnsi="Calibri"/>
-          <w:sz w:val="20"/>
-          <w:szCs w:val="20"/>
-        </w:rPr>
-        <w:t xml:space="preserve">Python, Django, React, RESTful APIs, SQL, PostgreSQL/MySQL, System Design, Authentication &amp; Access Control (RBAC)</w:t>
+          <w:rFonts w:ascii="Calibri" w:eastAsia="Calibri" w:hAnsi="Calibri" w:cs="Calibri"/>
+        </w:rPr>
+        <w:t>Python, Django, React, RESTful APIs, SQL, PostgreSQL/MySQL, System Design, Authentication &amp; Access Control (RBAC)</w:t>
       </w:r>
     </w:p>
     <w:p>
@@ -172,22 +219,46 @@
       </w:pPr>
       <w:r>
         <w:rPr>
-          <w:rFonts w:ascii="Calibri" w:cs="Calibri" w:eastAsia="Calibri" w:hAnsi="Calibri"/>
+          <w:rFonts w:ascii="Calibri" w:eastAsia="Calibri" w:hAnsi="Calibri" w:cs="Calibri"/>
           <w:b/>
           <w:bCs/>
           <w:color w:val="1F3A5F"/>
-          <w:sz w:val="20"/>
-          <w:szCs w:val="20"/>
         </w:rPr>
         <w:t xml:space="preserve">Domain Experience: </w:t>
       </w:r>
       <w:r>
         <w:rPr>
-          <w:rFonts w:ascii="Calibri" w:cs="Calibri" w:eastAsia="Calibri" w:hAnsi="Calibri"/>
-          <w:sz w:val="20"/>
-          <w:szCs w:val="20"/>
-        </w:rPr>
-        <w:t xml:space="preserve">Healthcare Systems (EHR), Education Technology (LMS), FinTech &amp; Payments (Paystack, Flutterwave)</w:t>
+          <w:rFonts w:ascii="Calibri" w:eastAsia="Calibri" w:hAnsi="Calibri" w:cs="Calibri"/>
+        </w:rPr>
+        <w:t>Healthcare Systems (EHR), Education Technology (LMS), FinTech &amp; Payments (</w:t>
+      </w:r>
+      <w:proofErr w:type="spellStart"/>
+      <w:r>
+        <w:rPr>
+          <w:rFonts w:ascii="Calibri" w:eastAsia="Calibri" w:hAnsi="Calibri" w:cs="Calibri"/>
+        </w:rPr>
+        <w:t>Paystack</w:t>
+      </w:r>
+      <w:proofErr w:type="spellEnd"/>
+      <w:r>
+        <w:rPr>
+          <w:rFonts w:ascii="Calibri" w:eastAsia="Calibri" w:hAnsi="Calibri" w:cs="Calibri"/>
+        </w:rPr>
+        <w:t xml:space="preserve">, </w:t>
+      </w:r>
+      <w:proofErr w:type="spellStart"/>
+      <w:r>
+        <w:rPr>
+          <w:rFonts w:ascii="Calibri" w:eastAsia="Calibri" w:hAnsi="Calibri" w:cs="Calibri"/>
+        </w:rPr>
+        <w:t>Flutterwave</w:t>
+      </w:r>
+      <w:proofErr w:type="spellEnd"/>
+      <w:r>
+        <w:rPr>
+          <w:rFonts w:ascii="Calibri" w:eastAsia="Calibri" w:hAnsi="Calibri" w:cs="Calibri"/>
+        </w:rPr>
+        <w:t>)</w:t>
       </w:r>
     </w:p>
     <w:p>
@@ -196,41 +267,35 @@
       </w:pPr>
       <w:r>
         <w:rPr>
-          <w:rFonts w:ascii="Calibri" w:cs="Calibri" w:eastAsia="Calibri" w:hAnsi="Calibri"/>
+          <w:rFonts w:ascii="Calibri" w:eastAsia="Calibri" w:hAnsi="Calibri" w:cs="Calibri"/>
           <w:b/>
           <w:bCs/>
           <w:color w:val="1F3A5F"/>
-          <w:sz w:val="20"/>
-          <w:szCs w:val="20"/>
         </w:rPr>
         <w:t xml:space="preserve">Tools &amp; Platforms: </w:t>
       </w:r>
       <w:r>
         <w:rPr>
-          <w:rFonts w:ascii="Calibri" w:cs="Calibri" w:eastAsia="Calibri" w:hAnsi="Calibri"/>
-          <w:sz w:val="20"/>
-          <w:szCs w:val="20"/>
-        </w:rPr>
-        <w:t xml:space="preserve">Git/GitHub, Docker, AWS, CI/CD (GitHub Actions)</w:t>
+          <w:rFonts w:ascii="Calibri" w:eastAsia="Calibri" w:hAnsi="Calibri" w:cs="Calibri"/>
+        </w:rPr>
+        <w:t>Git/GitHub, Docker, AWS, CI/CD (GitHub Actions)</w:t>
       </w:r>
     </w:p>
     <w:p>
       <w:pPr>
         <w:pBdr>
-          <w:bottom w:val="single" w:color="CCCCCC" w:sz="4" w:space="2"/>
+          <w:bottom w:val="single" w:sz="4" w:space="2" w:color="CCCCCC"/>
         </w:pBdr>
-        <w:spacing w:after="100" w:before="200"/>
-      </w:pPr>
-      <w:r>
-        <w:rPr>
-          <w:rFonts w:ascii="Calibri" w:cs="Calibri" w:eastAsia="Calibri" w:hAnsi="Calibri"/>
+        <w:spacing w:before="200" w:after="100"/>
+      </w:pPr>
+      <w:r>
+        <w:rPr>
+          <w:rFonts w:ascii="Calibri" w:eastAsia="Calibri" w:hAnsi="Calibri" w:cs="Calibri"/>
           <w:b/>
           <w:bCs/>
           <w:color w:val="1F3A5F"/>
-          <w:sz w:val="20"/>
-          <w:szCs w:val="20"/>
-        </w:rPr>
-        <w:t xml:space="preserve">PROFESSIONAL EXPERIENCE</w:t>
+        </w:rPr>
+        <w:t>PROFESSIONAL EXPERIENCE</w:t>
       </w:r>
     </w:p>
     <w:p>
@@ -238,29 +303,30 @@
         <w:tabs>
           <w:tab w:val="right" w:pos="9360"/>
         </w:tabs>
-        <w:spacing w:after="20" w:before="140"/>
-      </w:pPr>
-      <w:r>
-        <w:rPr>
-          <w:rFonts w:ascii="Calibri" w:cs="Calibri" w:eastAsia="Calibri" w:hAnsi="Calibri"/>
+        <w:spacing w:before="140" w:after="20"/>
+      </w:pPr>
+      <w:r>
+        <w:rPr>
+          <w:rFonts w:ascii="Calibri" w:eastAsia="Calibri" w:hAnsi="Calibri" w:cs="Calibri"/>
           <w:b/>
           <w:bCs/>
           <w:color w:val="1F3A5F"/>
           <w:sz w:val="21"/>
           <w:szCs w:val="21"/>
         </w:rPr>
-        <w:t xml:space="preserve">Full-Stack Developer</w:t>
-      </w:r>
-      <w:r>
-        <w:rPr>
-          <w:rFonts w:ascii="Calibri" w:cs="Calibri" w:eastAsia="Calibri" w:hAnsi="Calibri"/>
+        <w:t>Full-Stack Developer</w:t>
+      </w:r>
+      <w:r>
+        <w:rPr>
+          <w:rFonts w:ascii="Calibri" w:eastAsia="Calibri" w:hAnsi="Calibri" w:cs="Calibri"/>
           <w:b/>
           <w:bCs/>
           <w:color w:val="555555"/>
           <w:sz w:val="19"/>
           <w:szCs w:val="19"/>
         </w:rPr>
-        <w:t xml:space="preserve">	May 2024 – Present</w:t>
+        <w:tab/>
+        <w:t>May 2024 – Present</w:t>
       </w:r>
     </w:p>
     <w:p>
@@ -269,14 +335,14 @@
       </w:pPr>
       <w:r>
         <w:rPr>
-          <w:rFonts w:ascii="Calibri" w:cs="Calibri" w:eastAsia="Calibri" w:hAnsi="Calibri"/>
+          <w:rFonts w:ascii="Calibri" w:eastAsia="Calibri" w:hAnsi="Calibri" w:cs="Calibri"/>
           <w:i/>
           <w:iCs/>
           <w:color w:val="555555"/>
           <w:sz w:val="19"/>
           <w:szCs w:val="19"/>
         </w:rPr>
-        <w:t xml:space="preserve">Xpress Access Data Solutions — Lagos, Nigeria (Remote)</w:t>
+        <w:t>Xpress Access Data Solutions — Lagos, Nigeria (Remote)</w:t>
       </w:r>
     </w:p>
     <w:p>
@@ -290,11 +356,9 @@
       </w:pPr>
       <w:r>
         <w:rPr>
-          <w:rFonts w:ascii="Calibri" w:cs="Calibri" w:eastAsia="Calibri" w:hAnsi="Calibri"/>
-          <w:sz w:val="20"/>
-          <w:szCs w:val="20"/>
-        </w:rPr>
-        <w:t xml:space="preserve">Work directly with clinical stakeholders and product managers to gather and translate healthcare workflow requirements — patient records, clinical workflows, care coordination — into system specifications for an Electronic Health Record (EHR) platform.</w:t>
+          <w:rFonts w:ascii="Calibri" w:eastAsia="Calibri" w:hAnsi="Calibri" w:cs="Calibri"/>
+        </w:rPr>
+        <w:t>Work directly with clinical stakeholders and product managers to gather and translate healthcare workflow requirements — patient records, clinical workflows, care coordination — into system specifications for an Electronic Health Record (EHR) platform.</w:t>
       </w:r>
     </w:p>
     <w:p>
@@ -308,11 +372,9 @@
       </w:pPr>
       <w:r>
         <w:rPr>
-          <w:rFonts w:ascii="Calibri" w:cs="Calibri" w:eastAsia="Calibri" w:hAnsi="Calibri"/>
-          <w:sz w:val="20"/>
-          <w:szCs w:val="20"/>
-        </w:rPr>
-        <w:t xml:space="preserve">Analyze role-specific requirements across doctor, nurse, receptionist, and patient user types, and translate them into a role-based access control (RBAC) model.</w:t>
+          <w:rFonts w:ascii="Calibri" w:eastAsia="Calibri" w:hAnsi="Calibri" w:cs="Calibri"/>
+        </w:rPr>
+        <w:t>Analyze role-specific requirements across doctor, nurse, receptionist, and patient user types, and translate them into a role-based access control (RBAC) model.</w:t>
       </w:r>
     </w:p>
     <w:p>
@@ -326,11 +388,23 @@
       </w:pPr>
       <w:r>
         <w:rPr>
-          <w:rFonts w:ascii="Calibri" w:cs="Calibri" w:eastAsia="Calibri" w:hAnsi="Calibri"/>
-          <w:sz w:val="20"/>
-          <w:szCs w:val="20"/>
-        </w:rPr>
-        <w:t xml:space="preserve">Document and implement the business logic for an integrated payment workflow, connecting an in-app wallet system to Paystack-generated payment links sent to patients.</w:t>
+          <w:rFonts w:ascii="Calibri" w:eastAsia="Calibri" w:hAnsi="Calibri" w:cs="Calibri"/>
+        </w:rPr>
+        <w:t xml:space="preserve">Document and implement the business logic for an integrated payment workflow, connecting an in-app wallet system to </w:t>
+      </w:r>
+      <w:proofErr w:type="spellStart"/>
+      <w:r>
+        <w:rPr>
+          <w:rFonts w:ascii="Calibri" w:eastAsia="Calibri" w:hAnsi="Calibri" w:cs="Calibri"/>
+        </w:rPr>
+        <w:t>Paystack</w:t>
+      </w:r>
+      <w:proofErr w:type="spellEnd"/>
+      <w:r>
+        <w:rPr>
+          <w:rFonts w:ascii="Calibri" w:eastAsia="Calibri" w:hAnsi="Calibri" w:cs="Calibri"/>
+        </w:rPr>
+        <w:t>-generated payment links sent to patients.</w:t>
       </w:r>
     </w:p>
     <w:p>
@@ -344,11 +418,9 @@
       </w:pPr>
       <w:r>
         <w:rPr>
-          <w:rFonts w:ascii="Calibri" w:cs="Calibri" w:eastAsia="Calibri" w:hAnsi="Calibri"/>
-          <w:sz w:val="20"/>
-          <w:szCs w:val="20"/>
-        </w:rPr>
-        <w:t xml:space="preserve">Divide platform modules with a second developer based on functional requirements, coordinating scope to ensure consistent implementation.</w:t>
+          <w:rFonts w:ascii="Calibri" w:eastAsia="Calibri" w:hAnsi="Calibri" w:cs="Calibri"/>
+        </w:rPr>
+        <w:t>Divide platform modules with a second developer based on functional requirements, coordinating scope to ensure consistent implementation.</w:t>
       </w:r>
     </w:p>
     <w:p>
@@ -356,29 +428,30 @@
         <w:tabs>
           <w:tab w:val="right" w:pos="9360"/>
         </w:tabs>
-        <w:spacing w:after="20" w:before="140"/>
-      </w:pPr>
-      <w:r>
-        <w:rPr>
-          <w:rFonts w:ascii="Calibri" w:cs="Calibri" w:eastAsia="Calibri" w:hAnsi="Calibri"/>
+        <w:spacing w:before="140" w:after="20"/>
+      </w:pPr>
+      <w:r>
+        <w:rPr>
+          <w:rFonts w:ascii="Calibri" w:eastAsia="Calibri" w:hAnsi="Calibri" w:cs="Calibri"/>
           <w:b/>
           <w:bCs/>
           <w:color w:val="1F3A5F"/>
           <w:sz w:val="21"/>
           <w:szCs w:val="21"/>
         </w:rPr>
-        <w:t xml:space="preserve">Senior Software Engineer (Contract)</w:t>
-      </w:r>
-      <w:r>
-        <w:rPr>
-          <w:rFonts w:ascii="Calibri" w:cs="Calibri" w:eastAsia="Calibri" w:hAnsi="Calibri"/>
+        <w:t>Senior Software Engineer (Contract)</w:t>
+      </w:r>
+      <w:r>
+        <w:rPr>
+          <w:rFonts w:ascii="Calibri" w:eastAsia="Calibri" w:hAnsi="Calibri" w:cs="Calibri"/>
           <w:b/>
           <w:bCs/>
           <w:color w:val="555555"/>
           <w:sz w:val="19"/>
           <w:szCs w:val="19"/>
         </w:rPr>
-        <w:t xml:space="preserve">	2025 – 2026</w:t>
+        <w:tab/>
+        <w:t>2025 – 2026</w:t>
       </w:r>
     </w:p>
     <w:p>
@@ -387,14 +460,14 @@
       </w:pPr>
       <w:r>
         <w:rPr>
-          <w:rFonts w:ascii="Calibri" w:cs="Calibri" w:eastAsia="Calibri" w:hAnsi="Calibri"/>
+          <w:rFonts w:ascii="Calibri" w:eastAsia="Calibri" w:hAnsi="Calibri" w:cs="Calibri"/>
           <w:i/>
           <w:iCs/>
           <w:color w:val="555555"/>
           <w:sz w:val="19"/>
           <w:szCs w:val="19"/>
         </w:rPr>
-        <w:t xml:space="preserve">Flourish Prime Technologies — Enugu, Nigeria (Remote)</w:t>
+        <w:t>Flourish Prime Technologies — Enugu, Nigeria (Remote)</w:t>
       </w:r>
     </w:p>
     <w:p>
@@ -408,11 +481,9 @@
       </w:pPr>
       <w:r>
         <w:rPr>
-          <w:rFonts w:ascii="Calibri" w:cs="Calibri" w:eastAsia="Calibri" w:hAnsi="Calibri"/>
-          <w:sz w:val="20"/>
-          <w:szCs w:val="20"/>
-        </w:rPr>
-        <w:t xml:space="preserve">Gathered and translated requirements across course, community, and organization functions into a Learning Management System (LMS) supporting multiple client organizations.</w:t>
+          <w:rFonts w:ascii="Calibri" w:eastAsia="Calibri" w:hAnsi="Calibri" w:cs="Calibri"/>
+        </w:rPr>
+        <w:t>Gathered and translated requirements across course, community, and organization functions into a Learning Management System (LMS) supporting multiple client organizations.</w:t>
       </w:r>
     </w:p>
     <w:p>
@@ -426,11 +497,9 @@
       </w:pPr>
       <w:r>
         <w:rPr>
-          <w:rFonts w:ascii="Calibri" w:cs="Calibri" w:eastAsia="Calibri" w:hAnsi="Calibri"/>
-          <w:sz w:val="20"/>
-          <w:szCs w:val="20"/>
-        </w:rPr>
-        <w:t xml:space="preserve">Identified and resolved workflow and business-logic gaps introduced by other developers who had misunderstood requirements.</w:t>
+          <w:rFonts w:ascii="Calibri" w:eastAsia="Calibri" w:hAnsi="Calibri" w:cs="Calibri"/>
+        </w:rPr>
+        <w:t>Identified and resolved workflow and business-logic gaps introduced by other developers who had misunderstood requirements.</w:t>
       </w:r>
     </w:p>
     <w:p>
@@ -444,11 +513,9 @@
       </w:pPr>
       <w:r>
         <w:rPr>
-          <w:rFonts w:ascii="Calibri" w:cs="Calibri" w:eastAsia="Calibri" w:hAnsi="Calibri"/>
-          <w:sz w:val="20"/>
-          <w:szCs w:val="20"/>
-        </w:rPr>
-        <w:t xml:space="preserve">Defined a multi-tenant access model — a generic login role switching into organization-specific RBAC — to meet the platform's multi-organization business requirements.</w:t>
+          <w:rFonts w:ascii="Calibri" w:eastAsia="Calibri" w:hAnsi="Calibri" w:cs="Calibri"/>
+        </w:rPr>
+        <w:t>Defined a multi-tenant access model — a generic login role switching into organization-specific RBAC — to meet the platform's multi-organization business requirements.</w:t>
       </w:r>
     </w:p>
     <w:p>
@@ -462,11 +529,9 @@
       </w:pPr>
       <w:r>
         <w:rPr>
-          <w:rFonts w:ascii="Calibri" w:cs="Calibri" w:eastAsia="Calibri" w:hAnsi="Calibri"/>
-          <w:sz w:val="20"/>
-          <w:szCs w:val="20"/>
-        </w:rPr>
-        <w:t xml:space="preserve">Scoped and delivered an onboarding workflow (CV parsing, automated course generation) to streamline new-user setup.</w:t>
+          <w:rFonts w:ascii="Calibri" w:eastAsia="Calibri" w:hAnsi="Calibri" w:cs="Calibri"/>
+        </w:rPr>
+        <w:t>Scoped and delivered an onboarding workflow (CV parsing, automated course generation) to streamline new-user setup.</w:t>
       </w:r>
     </w:p>
     <w:p>
@@ -480,11 +545,9 @@
       </w:pPr>
       <w:r>
         <w:rPr>
-          <w:rFonts w:ascii="Calibri" w:cs="Calibri" w:eastAsia="Calibri" w:hAnsi="Calibri"/>
-          <w:sz w:val="20"/>
-          <w:szCs w:val="20"/>
-        </w:rPr>
-        <w:t xml:space="preserve">Coordinated priorities, scope, and delivery across a cross-functional team that scaled up to four developers and three designers at peak workload.</w:t>
+          <w:rFonts w:ascii="Calibri" w:eastAsia="Calibri" w:hAnsi="Calibri" w:cs="Calibri"/>
+        </w:rPr>
+        <w:t>Coordinated priorities, scope, and delivery across a cross-functional team that scaled up to four developers and three designers at peak workload.</w:t>
       </w:r>
     </w:p>
     <w:p>
@@ -492,45 +555,59 @@
         <w:tabs>
           <w:tab w:val="right" w:pos="9360"/>
         </w:tabs>
-        <w:spacing w:after="20" w:before="140"/>
-      </w:pPr>
-      <w:r>
-        <w:rPr>
-          <w:rFonts w:ascii="Calibri" w:cs="Calibri" w:eastAsia="Calibri" w:hAnsi="Calibri"/>
+        <w:spacing w:before="140" w:after="20"/>
+      </w:pPr>
+      <w:r>
+        <w:rPr>
+          <w:rFonts w:ascii="Calibri" w:eastAsia="Calibri" w:hAnsi="Calibri" w:cs="Calibri"/>
           <w:b/>
           <w:bCs/>
           <w:color w:val="1F3A5F"/>
           <w:sz w:val="21"/>
           <w:szCs w:val="21"/>
         </w:rPr>
-        <w:t xml:space="preserve">Software Engineer (Contract / Freelance)</w:t>
-      </w:r>
-      <w:r>
-        <w:rPr>
-          <w:rFonts w:ascii="Calibri" w:cs="Calibri" w:eastAsia="Calibri" w:hAnsi="Calibri"/>
+        <w:t>Software Engineer (Contract / Freelance)</w:t>
+      </w:r>
+      <w:r>
+        <w:rPr>
+          <w:rFonts w:ascii="Calibri" w:eastAsia="Calibri" w:hAnsi="Calibri" w:cs="Calibri"/>
           <w:b/>
           <w:bCs/>
           <w:color w:val="555555"/>
           <w:sz w:val="19"/>
           <w:szCs w:val="19"/>
         </w:rPr>
-        <w:t xml:space="preserve">	2025 – 2026</w:t>
+        <w:tab/>
+        <w:t>2025 – 2026</w:t>
       </w:r>
     </w:p>
     <w:p>
       <w:pPr>
         <w:spacing w:after="60"/>
       </w:pPr>
-      <w:r>
-        <w:rPr>
-          <w:rFonts w:ascii="Calibri" w:cs="Calibri" w:eastAsia="Calibri" w:hAnsi="Calibri"/>
+      <w:proofErr w:type="spellStart"/>
+      <w:r>
+        <w:rPr>
+          <w:rFonts w:ascii="Calibri" w:eastAsia="Calibri" w:hAnsi="Calibri" w:cs="Calibri"/>
           <w:i/>
           <w:iCs/>
           <w:color w:val="555555"/>
           <w:sz w:val="19"/>
           <w:szCs w:val="19"/>
         </w:rPr>
-        <w:t xml:space="preserve">Grazconcepts Limited — Remote (Africa Market)</w:t>
+        <w:t>Grazconcepts</w:t>
+      </w:r>
+      <w:proofErr w:type="spellEnd"/>
+      <w:r>
+        <w:rPr>
+          <w:rFonts w:ascii="Calibri" w:eastAsia="Calibri" w:hAnsi="Calibri" w:cs="Calibri"/>
+          <w:i/>
+          <w:iCs/>
+          <w:color w:val="555555"/>
+          <w:sz w:val="19"/>
+          <w:szCs w:val="19"/>
+        </w:rPr>
+        <w:t xml:space="preserve"> Limited — Remote (Africa Market)</w:t>
       </w:r>
     </w:p>
     <w:p>
@@ -544,11 +621,9 @@
       </w:pPr>
       <w:r>
         <w:rPr>
-          <w:rFonts w:ascii="Calibri" w:cs="Calibri" w:eastAsia="Calibri" w:hAnsi="Calibri"/>
-          <w:sz w:val="20"/>
-          <w:szCs w:val="20"/>
-        </w:rPr>
-        <w:t xml:space="preserve">Worked directly with the client to gather, scope, and prioritize business requirements for a travel and tour platform with integrated fintech capabilities.</w:t>
+          <w:rFonts w:ascii="Calibri" w:eastAsia="Calibri" w:hAnsi="Calibri" w:cs="Calibri"/>
+        </w:rPr>
+        <w:t>Worked directly with the client to gather, scope, and prioritize business requirements for a travel and tour platform with integrated fintech capabilities.</w:t>
       </w:r>
     </w:p>
     <w:p>
@@ -562,46 +637,71 @@
       </w:pPr>
       <w:r>
         <w:rPr>
-          <w:rFonts w:ascii="Calibri" w:cs="Calibri" w:eastAsia="Calibri" w:hAnsi="Calibri"/>
-          <w:sz w:val="20"/>
-          <w:szCs w:val="20"/>
-        </w:rPr>
-        <w:t xml:space="preserve">Translated business requirements — hotel reservations, value-added services, Paystack/Flutterwave payment processing — into a fully deployed solution, owned end-to-end as sole developer.</w:t>
+          <w:rFonts w:ascii="Calibri" w:eastAsia="Calibri" w:hAnsi="Calibri" w:cs="Calibri"/>
+        </w:rPr>
+        <w:t xml:space="preserve">Translated business requirements — hotel reservations, value-added services, </w:t>
+      </w:r>
+      <w:proofErr w:type="spellStart"/>
+      <w:r>
+        <w:rPr>
+          <w:rFonts w:ascii="Calibri" w:eastAsia="Calibri" w:hAnsi="Calibri" w:cs="Calibri"/>
+        </w:rPr>
+        <w:t>Paystack</w:t>
+      </w:r>
+      <w:proofErr w:type="spellEnd"/>
+      <w:r>
+        <w:rPr>
+          <w:rFonts w:ascii="Calibri" w:eastAsia="Calibri" w:hAnsi="Calibri" w:cs="Calibri"/>
+        </w:rPr>
+        <w:t>/</w:t>
+      </w:r>
+      <w:proofErr w:type="spellStart"/>
+      <w:r>
+        <w:rPr>
+          <w:rFonts w:ascii="Calibri" w:eastAsia="Calibri" w:hAnsi="Calibri" w:cs="Calibri"/>
+        </w:rPr>
+        <w:t>Flutterwave</w:t>
+      </w:r>
+      <w:proofErr w:type="spellEnd"/>
+      <w:r>
+        <w:rPr>
+          <w:rFonts w:ascii="Calibri" w:eastAsia="Calibri" w:hAnsi="Calibri" w:cs="Calibri"/>
+        </w:rPr>
+        <w:t xml:space="preserve"> payment processing — into a fully deployed solution, owned end-to-end as sole developer.</w:t>
       </w:r>
     </w:p>
     <w:p>
       <w:pPr>
         <w:pBdr>
-          <w:bottom w:val="single" w:color="CCCCCC" w:sz="4" w:space="2"/>
+          <w:bottom w:val="single" w:sz="4" w:space="2" w:color="CCCCCC"/>
         </w:pBdr>
-        <w:spacing w:after="100" w:before="200"/>
-      </w:pPr>
-      <w:r>
-        <w:rPr>
-          <w:rFonts w:ascii="Calibri" w:cs="Calibri" w:eastAsia="Calibri" w:hAnsi="Calibri"/>
+        <w:spacing w:before="200" w:after="100"/>
+      </w:pPr>
+      <w:r>
+        <w:rPr>
+          <w:rFonts w:ascii="Calibri" w:eastAsia="Calibri" w:hAnsi="Calibri" w:cs="Calibri"/>
           <w:b/>
           <w:bCs/>
           <w:color w:val="1F3A5F"/>
-          <w:sz w:val="20"/>
-          <w:szCs w:val="20"/>
-        </w:rPr>
-        <w:t xml:space="preserve">SELECTED PROJECTS</w:t>
-      </w:r>
-    </w:p>
-    <w:p>
-      <w:pPr>
-        <w:spacing w:after="20" w:before="120"/>
-      </w:pPr>
-      <w:r>
-        <w:rPr>
-          <w:rFonts w:ascii="Calibri" w:cs="Calibri" w:eastAsia="Calibri" w:hAnsi="Calibri"/>
+        </w:rPr>
+        <w:t>SELECTED PROJECTS</w:t>
+      </w:r>
+    </w:p>
+    <w:p>
+      <w:pPr>
+        <w:spacing w:before="120" w:after="20"/>
+      </w:pPr>
+      <w:r>
+        <w:rPr>
+          <w:rFonts w:ascii="Calibri" w:eastAsia="Calibri" w:hAnsi="Calibri" w:cs="Calibri"/>
           <w:b/>
           <w:bCs/>
           <w:color w:val="1F3A5F"/>
           <w:sz w:val="21"/>
           <w:szCs w:val="21"/>
         </w:rPr>
-        <w:t xml:space="preserve">Learning Management System</w:t>
+        <w:lastRenderedPageBreak/>
+        <w:t>Learning Management System</w:t>
       </w:r>
     </w:p>
     <w:p>
@@ -610,14 +710,14 @@
       </w:pPr>
       <w:r>
         <w:rPr>
-          <w:rFonts w:ascii="Calibri" w:cs="Calibri" w:eastAsia="Calibri" w:hAnsi="Calibri"/>
+          <w:rFonts w:ascii="Calibri" w:eastAsia="Calibri" w:hAnsi="Calibri" w:cs="Calibri"/>
           <w:i/>
           <w:iCs/>
           <w:color w:val="555555"/>
           <w:sz w:val="18"/>
           <w:szCs w:val="18"/>
         </w:rPr>
-        <w:t xml:space="preserve">Requirements Analysis · Multi-Tenant RBAC · Django · React · AWS</w:t>
+        <w:t>Requirements Analysis · Multi-Tenant RBAC · Django · React · AWS</w:t>
       </w:r>
     </w:p>
     <w:p>
@@ -631,27 +731,25 @@
       </w:pPr>
       <w:r>
         <w:rPr>
-          <w:rFonts w:ascii="Calibri" w:cs="Calibri" w:eastAsia="Calibri" w:hAnsi="Calibri"/>
-          <w:sz w:val="20"/>
-          <w:szCs w:val="20"/>
-        </w:rPr>
-        <w:t xml:space="preserve">Gathered and translated multi-organization business requirements into a modular platform (course, community, organization functions), including an AI-assisted onboarding workflow; identified and resolved logic gaps from misaligned requirements interpretation.</w:t>
-      </w:r>
-    </w:p>
-    <w:p>
-      <w:pPr>
-        <w:spacing w:after="20" w:before="120"/>
-      </w:pPr>
-      <w:r>
-        <w:rPr>
-          <w:rFonts w:ascii="Calibri" w:cs="Calibri" w:eastAsia="Calibri" w:hAnsi="Calibri"/>
+          <w:rFonts w:ascii="Calibri" w:eastAsia="Calibri" w:hAnsi="Calibri" w:cs="Calibri"/>
+        </w:rPr>
+        <w:t>Gathered and translated multi-organization business requirements into a modular platform (course, community, organization functions), including an AI-assisted onboarding workflow; identified and resolved logic gaps from misaligned requirements interpretation.</w:t>
+      </w:r>
+    </w:p>
+    <w:p>
+      <w:pPr>
+        <w:spacing w:before="120" w:after="20"/>
+      </w:pPr>
+      <w:r>
+        <w:rPr>
+          <w:rFonts w:ascii="Calibri" w:eastAsia="Calibri" w:hAnsi="Calibri" w:cs="Calibri"/>
           <w:b/>
           <w:bCs/>
           <w:color w:val="1F3A5F"/>
           <w:sz w:val="21"/>
           <w:szCs w:val="21"/>
         </w:rPr>
-        <w:t xml:space="preserve">Electronic Health Record (EHR) Platform</w:t>
+        <w:t>Electronic Health Record (EHR) Platform</w:t>
       </w:r>
     </w:p>
     <w:p>
@@ -660,15 +758,28 @@
       </w:pPr>
       <w:r>
         <w:rPr>
-          <w:rFonts w:ascii="Calibri" w:cs="Calibri" w:eastAsia="Calibri" w:hAnsi="Calibri"/>
+          <w:rFonts w:ascii="Calibri" w:eastAsia="Calibri" w:hAnsi="Calibri" w:cs="Calibri"/>
           <w:i/>
           <w:iCs/>
           <w:color w:val="555555"/>
           <w:sz w:val="18"/>
           <w:szCs w:val="18"/>
         </w:rPr>
-        <w:t xml:space="preserve">Requirements Analysis · RBAC · Django/Python · React · Paystack</w:t>
-      </w:r>
+        <w:t xml:space="preserve">Requirements Analysis · RBAC · Django/Python · React · </w:t>
+      </w:r>
+      <w:proofErr w:type="spellStart"/>
+      <w:r>
+        <w:rPr>
+          <w:rFonts w:ascii="Calibri" w:eastAsia="Calibri" w:hAnsi="Calibri" w:cs="Calibri"/>
+          <w:i/>
+          <w:iCs/>
+          <w:color w:val="555555"/>
+          <w:sz w:val="18"/>
+          <w:szCs w:val="18"/>
+        </w:rPr>
+        <w:t>Paystack</w:t>
+      </w:r>
+      <w:proofErr w:type="spellEnd"/>
     </w:p>
     <w:p>
       <w:pPr>
@@ -681,27 +792,39 @@
       </w:pPr>
       <w:r>
         <w:rPr>
-          <w:rFonts w:ascii="Calibri" w:cs="Calibri" w:eastAsia="Calibri" w:hAnsi="Calibri"/>
-          <w:sz w:val="20"/>
-          <w:szCs w:val="20"/>
-        </w:rPr>
-        <w:t xml:space="preserve">Translated clinical workflow and role requirements into an RBAC access model and an integrated payment workflow connecting patient billing to a Paystack-generated payment link.</w:t>
-      </w:r>
-    </w:p>
-    <w:p>
-      <w:pPr>
-        <w:spacing w:after="20" w:before="120"/>
-      </w:pPr>
-      <w:r>
-        <w:rPr>
-          <w:rFonts w:ascii="Calibri" w:cs="Calibri" w:eastAsia="Calibri" w:hAnsi="Calibri"/>
+          <w:rFonts w:ascii="Calibri" w:eastAsia="Calibri" w:hAnsi="Calibri" w:cs="Calibri"/>
+        </w:rPr>
+        <w:t xml:space="preserve">Translated clinical workflow and role requirements into an RBAC access model and an integrated payment workflow connecting patient billing to a </w:t>
+      </w:r>
+      <w:proofErr w:type="spellStart"/>
+      <w:r>
+        <w:rPr>
+          <w:rFonts w:ascii="Calibri" w:eastAsia="Calibri" w:hAnsi="Calibri" w:cs="Calibri"/>
+        </w:rPr>
+        <w:t>Paystack</w:t>
+      </w:r>
+      <w:proofErr w:type="spellEnd"/>
+      <w:r>
+        <w:rPr>
+          <w:rFonts w:ascii="Calibri" w:eastAsia="Calibri" w:hAnsi="Calibri" w:cs="Calibri"/>
+        </w:rPr>
+        <w:t>-generated payment link.</w:t>
+      </w:r>
+    </w:p>
+    <w:p>
+      <w:pPr>
+        <w:spacing w:before="120" w:after="20"/>
+      </w:pPr>
+      <w:r>
+        <w:rPr>
+          <w:rFonts w:ascii="Calibri" w:eastAsia="Calibri" w:hAnsi="Calibri" w:cs="Calibri"/>
           <w:b/>
           <w:bCs/>
           <w:color w:val="1F3A5F"/>
           <w:sz w:val="21"/>
           <w:szCs w:val="21"/>
         </w:rPr>
-        <w:t xml:space="preserve">Travel &amp; FinTech Platform</w:t>
+        <w:t>Travel &amp; FinTech Platform</w:t>
       </w:r>
     </w:p>
     <w:p>
@@ -710,15 +833,52 @@
       </w:pPr>
       <w:r>
         <w:rPr>
-          <w:rFonts w:ascii="Calibri" w:cs="Calibri" w:eastAsia="Calibri" w:hAnsi="Calibri"/>
+          <w:rFonts w:ascii="Calibri" w:eastAsia="Calibri" w:hAnsi="Calibri" w:cs="Calibri"/>
           <w:i/>
           <w:iCs/>
           <w:color w:val="555555"/>
           <w:sz w:val="18"/>
           <w:szCs w:val="18"/>
         </w:rPr>
-        <w:t xml:space="preserve">Requirements Gathering · Python · React · Paystack · Flutterwave</w:t>
-      </w:r>
+        <w:t xml:space="preserve">Requirements Gathering · Python · React · </w:t>
+      </w:r>
+      <w:proofErr w:type="spellStart"/>
+      <w:r>
+        <w:rPr>
+          <w:rFonts w:ascii="Calibri" w:eastAsia="Calibri" w:hAnsi="Calibri" w:cs="Calibri"/>
+          <w:i/>
+          <w:iCs/>
+          <w:color w:val="555555"/>
+          <w:sz w:val="18"/>
+          <w:szCs w:val="18"/>
+        </w:rPr>
+        <w:t>Paystack</w:t>
+      </w:r>
+      <w:proofErr w:type="spellEnd"/>
+      <w:r>
+        <w:rPr>
+          <w:rFonts w:ascii="Calibri" w:eastAsia="Calibri" w:hAnsi="Calibri" w:cs="Calibri"/>
+          <w:i/>
+          <w:iCs/>
+          <w:color w:val="555555"/>
+          <w:sz w:val="18"/>
+          <w:szCs w:val="18"/>
+        </w:rPr>
+        <w:t xml:space="preserve"> · </w:t>
+      </w:r>
+      <w:proofErr w:type="spellStart"/>
+      <w:r>
+        <w:rPr>
+          <w:rFonts w:ascii="Calibri" w:eastAsia="Calibri" w:hAnsi="Calibri" w:cs="Calibri"/>
+          <w:i/>
+          <w:iCs/>
+          <w:color w:val="555555"/>
+          <w:sz w:val="18"/>
+          <w:szCs w:val="18"/>
+        </w:rPr>
+        <w:t>Flutterwave</w:t>
+      </w:r>
+      <w:proofErr w:type="spellEnd"/>
     </w:p>
     <w:p>
       <w:pPr>
@@ -731,30 +891,40 @@
       </w:pPr>
       <w:r>
         <w:rPr>
-          <w:rFonts w:ascii="Calibri" w:cs="Calibri" w:eastAsia="Calibri" w:hAnsi="Calibri"/>
-          <w:sz w:val="20"/>
-          <w:szCs w:val="20"/>
-        </w:rPr>
-        <w:t xml:space="preserve">Gathered client requirements directly and owned end-to-end delivery of a travel platform integrating two payment providers.</w:t>
+          <w:rFonts w:ascii="Calibri" w:eastAsia="Calibri" w:hAnsi="Calibri" w:cs="Calibri"/>
+        </w:rPr>
+        <w:t>Gathered client requirements directly and owned end-</w:t>
+      </w:r>
+      <w:proofErr w:type="gramStart"/>
+      <w:r>
+        <w:rPr>
+          <w:rFonts w:ascii="Calibri" w:eastAsia="Calibri" w:hAnsi="Calibri" w:cs="Calibri"/>
+        </w:rPr>
+        <w:t>to</w:t>
+      </w:r>
+      <w:proofErr w:type="gramEnd"/>
+      <w:r>
+        <w:rPr>
+          <w:rFonts w:ascii="Calibri" w:eastAsia="Calibri" w:hAnsi="Calibri" w:cs="Calibri"/>
+        </w:rPr>
+        <w:t>-end delivery of a travel platform integrating two payment providers.</w:t>
       </w:r>
     </w:p>
     <w:p>
       <w:pPr>
         <w:pBdr>
-          <w:bottom w:val="single" w:color="CCCCCC" w:sz="4" w:space="2"/>
+          <w:bottom w:val="single" w:sz="4" w:space="2" w:color="CCCCCC"/>
         </w:pBdr>
-        <w:spacing w:after="100" w:before="200"/>
-      </w:pPr>
-      <w:r>
-        <w:rPr>
-          <w:rFonts w:ascii="Calibri" w:cs="Calibri" w:eastAsia="Calibri" w:hAnsi="Calibri"/>
+        <w:spacing w:before="200" w:after="100"/>
+      </w:pPr>
+      <w:r>
+        <w:rPr>
+          <w:rFonts w:ascii="Calibri" w:eastAsia="Calibri" w:hAnsi="Calibri" w:cs="Calibri"/>
           <w:b/>
           <w:bCs/>
           <w:color w:val="1F3A5F"/>
-          <w:sz w:val="20"/>
-          <w:szCs w:val="20"/>
-        </w:rPr>
-        <w:t xml:space="preserve">ADDITIONAL EXPERIENCE</w:t>
+        </w:rPr>
+        <w:t>ADDITIONAL EXPERIENCE</w:t>
       </w:r>
     </w:p>
     <w:p>
@@ -768,11 +938,23 @@
       </w:pPr>
       <w:r>
         <w:rPr>
-          <w:rFonts w:ascii="Calibri" w:cs="Calibri" w:eastAsia="Calibri" w:hAnsi="Calibri"/>
-          <w:sz w:val="20"/>
-          <w:szCs w:val="20"/>
-        </w:rPr>
-        <w:t xml:space="preserve">Frontend Developer (Contract / Freelance), Adutem Innovation (2024–2025) — Refined API contracts and requirements with backend engineers on a Node.js-backed product, reducing integration gaps.</w:t>
+          <w:rFonts w:ascii="Calibri" w:eastAsia="Calibri" w:hAnsi="Calibri" w:cs="Calibri"/>
+        </w:rPr>
+        <w:t xml:space="preserve">Frontend Developer (Contract / Freelance), </w:t>
+      </w:r>
+      <w:proofErr w:type="spellStart"/>
+      <w:r>
+        <w:rPr>
+          <w:rFonts w:ascii="Calibri" w:eastAsia="Calibri" w:hAnsi="Calibri" w:cs="Calibri"/>
+        </w:rPr>
+        <w:t>Adutem</w:t>
+      </w:r>
+      <w:proofErr w:type="spellEnd"/>
+      <w:r>
+        <w:rPr>
+          <w:rFonts w:ascii="Calibri" w:eastAsia="Calibri" w:hAnsi="Calibri" w:cs="Calibri"/>
+        </w:rPr>
+        <w:t xml:space="preserve"> Innovation (2024–2025) — Refined API contracts and requirements with backend engineers on a Node.js-backed product, reducing integration gaps.</w:t>
       </w:r>
     </w:p>
     <w:p>
@@ -786,11 +968,9 @@
       </w:pPr>
       <w:r>
         <w:rPr>
-          <w:rFonts w:ascii="Calibri" w:cs="Calibri" w:eastAsia="Calibri" w:hAnsi="Calibri"/>
-          <w:sz w:val="20"/>
-          <w:szCs w:val="20"/>
-        </w:rPr>
-        <w:t xml:space="preserve">Full-Stack Developer, World Wide Web 2geda Technology Limited (Jul–Dec 2023) — Built and deployed cross-platform mobile apps (Flutter/React Native) with a Django backend; coordinated technical requirements with the team for App Store and Google Play deployment.</w:t>
+          <w:rFonts w:ascii="Calibri" w:eastAsia="Calibri" w:hAnsi="Calibri" w:cs="Calibri"/>
+        </w:rPr>
+        <w:t>Full-Stack Developer, World Wide Web 2geda Technology Limited (Jul–Dec 2023) — Built and deployed cross-platform mobile apps (Flutter/React Native) with a Django backend; coordinated technical requirements with the team for App Store and Google Play deployment.</w:t>
       </w:r>
     </w:p>
     <w:p>
@@ -804,11 +984,23 @@
       </w:pPr>
       <w:r>
         <w:rPr>
-          <w:rFonts w:ascii="Calibri" w:cs="Calibri" w:eastAsia="Calibri" w:hAnsi="Calibri"/>
-          <w:sz w:val="20"/>
-          <w:szCs w:val="20"/>
-        </w:rPr>
-        <w:t xml:space="preserve">UI/UX Designer (Volunteer), Semaver, Inc. (2022–2023) — Conducted user research and translated findings into interface requirements for web and mobile products.</w:t>
+          <w:rFonts w:ascii="Calibri" w:eastAsia="Calibri" w:hAnsi="Calibri" w:cs="Calibri"/>
+        </w:rPr>
+        <w:t xml:space="preserve">UI/UX Designer (Volunteer), </w:t>
+      </w:r>
+      <w:proofErr w:type="spellStart"/>
+      <w:r>
+        <w:rPr>
+          <w:rFonts w:ascii="Calibri" w:eastAsia="Calibri" w:hAnsi="Calibri" w:cs="Calibri"/>
+        </w:rPr>
+        <w:t>Semaver</w:t>
+      </w:r>
+      <w:proofErr w:type="spellEnd"/>
+      <w:r>
+        <w:rPr>
+          <w:rFonts w:ascii="Calibri" w:eastAsia="Calibri" w:hAnsi="Calibri" w:cs="Calibri"/>
+        </w:rPr>
+        <w:t>, Inc. (2022–2023) — Conducted user research and translated findings into interface requirements for web and mobile products.</w:t>
       </w:r>
     </w:p>
     <w:p>
@@ -822,30 +1014,40 @@
       </w:pPr>
       <w:r>
         <w:rPr>
-          <w:rFonts w:ascii="Calibri" w:cs="Calibri" w:eastAsia="Calibri" w:hAnsi="Calibri"/>
-          <w:sz w:val="20"/>
-          <w:szCs w:val="20"/>
-        </w:rPr>
-        <w:t xml:space="preserve">Software Engineering Intern, First Technical University ICT Department (2022) — Gathered requirements, contributed to documentation, and supported debugging under senior engineer supervision.</w:t>
+          <w:rFonts w:ascii="Calibri" w:eastAsia="Calibri" w:hAnsi="Calibri" w:cs="Calibri"/>
+        </w:rPr>
+        <w:t>Software Engineering Intern, First Technical University ICT Department (</w:t>
+      </w:r>
+      <w:proofErr w:type="gramStart"/>
+      <w:r>
+        <w:rPr>
+          <w:rFonts w:ascii="Calibri" w:eastAsia="Calibri" w:hAnsi="Calibri" w:cs="Calibri"/>
+        </w:rPr>
+        <w:t>2022) —</w:t>
+      </w:r>
+      <w:proofErr w:type="gramEnd"/>
+      <w:r>
+        <w:rPr>
+          <w:rFonts w:ascii="Calibri" w:eastAsia="Calibri" w:hAnsi="Calibri" w:cs="Calibri"/>
+        </w:rPr>
+        <w:t xml:space="preserve"> Gathered requirements, contributed to documentation, and supported debugging under senior engineer supervision.</w:t>
       </w:r>
     </w:p>
     <w:p>
       <w:pPr>
         <w:pBdr>
-          <w:bottom w:val="single" w:color="CCCCCC" w:sz="4" w:space="2"/>
+          <w:bottom w:val="single" w:sz="4" w:space="2" w:color="CCCCCC"/>
         </w:pBdr>
-        <w:spacing w:after="100" w:before="200"/>
-      </w:pPr>
-      <w:r>
-        <w:rPr>
-          <w:rFonts w:ascii="Calibri" w:cs="Calibri" w:eastAsia="Calibri" w:hAnsi="Calibri"/>
+        <w:spacing w:before="200" w:after="100"/>
+      </w:pPr>
+      <w:r>
+        <w:rPr>
+          <w:rFonts w:ascii="Calibri" w:eastAsia="Calibri" w:hAnsi="Calibri" w:cs="Calibri"/>
           <w:b/>
           <w:bCs/>
           <w:color w:val="1F3A5F"/>
-          <w:sz w:val="20"/>
-          <w:szCs w:val="20"/>
-        </w:rPr>
-        <w:t xml:space="preserve">TEACHING &amp; MENTORING</w:t>
+        </w:rPr>
+        <w:t>TEACHING &amp; MENTORING</w:t>
       </w:r>
     </w:p>
     <w:p>
@@ -859,30 +1061,40 @@
       </w:pPr>
       <w:r>
         <w:rPr>
-          <w:rFonts w:ascii="Calibri" w:cs="Calibri" w:eastAsia="Calibri" w:hAnsi="Calibri"/>
-          <w:sz w:val="20"/>
-          <w:szCs w:val="20"/>
-        </w:rPr>
-        <w:t xml:space="preserve">Python &amp; Computer Science Tutor / Mentor — AppClick ICT Academy, Erudite Group of Schools, Great Messiah International School (2024–2026): Designed and delivered structured Python and CS curricula, translating technical concepts for learners with varying technical backgrounds, and mentoring students from foundational programming through applied projects across three institutions.</w:t>
+          <w:rFonts w:ascii="Calibri" w:eastAsia="Calibri" w:hAnsi="Calibri" w:cs="Calibri"/>
+        </w:rPr>
+        <w:t xml:space="preserve">Python &amp; Computer Science Tutor / Mentor — </w:t>
+      </w:r>
+      <w:proofErr w:type="spellStart"/>
+      <w:r>
+        <w:rPr>
+          <w:rFonts w:ascii="Calibri" w:eastAsia="Calibri" w:hAnsi="Calibri" w:cs="Calibri"/>
+        </w:rPr>
+        <w:t>AppClick</w:t>
+      </w:r>
+      <w:proofErr w:type="spellEnd"/>
+      <w:r>
+        <w:rPr>
+          <w:rFonts w:ascii="Calibri" w:eastAsia="Calibri" w:hAnsi="Calibri" w:cs="Calibri"/>
+        </w:rPr>
+        <w:t xml:space="preserve"> ICT Academy, Erudite Group of Schools, Great Messiah International School (2024–2026): Designed and delivered structured Python and CS curricula, translating technical concepts for learners with varying technical backgrounds, and mentoring students from foundational programming through applied projects across three institutions.</w:t>
       </w:r>
     </w:p>
     <w:p>
       <w:pPr>
         <w:pBdr>
-          <w:bottom w:val="single" w:color="CCCCCC" w:sz="4" w:space="2"/>
+          <w:bottom w:val="single" w:sz="4" w:space="2" w:color="CCCCCC"/>
         </w:pBdr>
-        <w:spacing w:after="100" w:before="200"/>
-      </w:pPr>
-      <w:r>
-        <w:rPr>
-          <w:rFonts w:ascii="Calibri" w:cs="Calibri" w:eastAsia="Calibri" w:hAnsi="Calibri"/>
+        <w:spacing w:before="200" w:after="100"/>
+      </w:pPr>
+      <w:r>
+        <w:rPr>
+          <w:rFonts w:ascii="Calibri" w:eastAsia="Calibri" w:hAnsi="Calibri" w:cs="Calibri"/>
           <w:b/>
           <w:bCs/>
           <w:color w:val="1F3A5F"/>
-          <w:sz w:val="20"/>
-          <w:szCs w:val="20"/>
-        </w:rPr>
-        <w:t xml:space="preserve">EDUCATION</w:t>
+        </w:rPr>
+        <w:t>EDUCATION</w:t>
       </w:r>
     </w:p>
     <w:p>
@@ -891,11 +1103,9 @@
       </w:pPr>
       <w:r>
         <w:rPr>
-          <w:rFonts w:ascii="Calibri" w:cs="Calibri" w:eastAsia="Calibri" w:hAnsi="Calibri"/>
-          <w:sz w:val="20"/>
-          <w:szCs w:val="20"/>
-        </w:rPr>
-        <w:t xml:space="preserve">Master of Business Administration (MBA) — University of Ibadan | Ongoing</w:t>
+          <w:rFonts w:ascii="Calibri" w:eastAsia="Calibri" w:hAnsi="Calibri" w:cs="Calibri"/>
+        </w:rPr>
+        <w:t>Master of Business Administration (MBA) — University of Ibadan | Ongoing</w:t>
       </w:r>
     </w:p>
     <w:p>
@@ -904,30 +1114,26 @@
       </w:pPr>
       <w:r>
         <w:rPr>
-          <w:rFonts w:ascii="Calibri" w:cs="Calibri" w:eastAsia="Calibri" w:hAnsi="Calibri"/>
-          <w:sz w:val="20"/>
-          <w:szCs w:val="20"/>
-        </w:rPr>
-        <w:t xml:space="preserve">B.Sc. Software Engineering — First Technical University, Ibadan | Dec 2019 – Aug 2023 | CGPA: 4.70</w:t>
+          <w:rFonts w:ascii="Calibri" w:eastAsia="Calibri" w:hAnsi="Calibri" w:cs="Calibri"/>
+        </w:rPr>
+        <w:t>B.Sc. Software Engineering — First Technical University, Ibadan | Dec 2019 – Aug 2023 | CGPA: 4.70</w:t>
       </w:r>
     </w:p>
     <w:p>
       <w:pPr>
         <w:pBdr>
-          <w:bottom w:val="single" w:color="CCCCCC" w:sz="4" w:space="2"/>
+          <w:bottom w:val="single" w:sz="4" w:space="2" w:color="CCCCCC"/>
         </w:pBdr>
-        <w:spacing w:after="100" w:before="200"/>
-      </w:pPr>
-      <w:r>
-        <w:rPr>
-          <w:rFonts w:ascii="Calibri" w:cs="Calibri" w:eastAsia="Calibri" w:hAnsi="Calibri"/>
+        <w:spacing w:before="200" w:after="100"/>
+      </w:pPr>
+      <w:r>
+        <w:rPr>
+          <w:rFonts w:ascii="Calibri" w:eastAsia="Calibri" w:hAnsi="Calibri" w:cs="Calibri"/>
           <w:b/>
           <w:bCs/>
           <w:color w:val="1F3A5F"/>
-          <w:sz w:val="20"/>
-          <w:szCs w:val="20"/>
-        </w:rPr>
-        <w:t xml:space="preserve">LEADERSHIP &amp; ADDITIONAL CREDENTIALS</w:t>
+        </w:rPr>
+        <w:t>LEADERSHIP &amp; ADDITIONAL CREDENTIALS</w:t>
       </w:r>
     </w:p>
     <w:p>
@@ -936,106 +1142,96 @@
       </w:pPr>
       <w:r>
         <w:rPr>
-          <w:rFonts w:ascii="Calibri" w:cs="Calibri" w:eastAsia="Calibri" w:hAnsi="Calibri"/>
-          <w:sz w:val="20"/>
-          <w:szCs w:val="20"/>
-        </w:rPr>
-        <w:t xml:space="preserve">Google Developer Student Club — Web Lead  ·  Nigeria Content Development and Monitoring Board (NCDMB) Certification</w:t>
+          <w:rFonts w:ascii="Calibri" w:eastAsia="Calibri" w:hAnsi="Calibri" w:cs="Calibri"/>
+        </w:rPr>
+        <w:t xml:space="preserve">Google Developer Student Club — Web </w:t>
+      </w:r>
+      <w:proofErr w:type="gramStart"/>
+      <w:r>
+        <w:rPr>
+          <w:rFonts w:ascii="Calibri" w:eastAsia="Calibri" w:hAnsi="Calibri" w:cs="Calibri"/>
+        </w:rPr>
+        <w:t>Lead  ·</w:t>
+      </w:r>
+      <w:proofErr w:type="gramEnd"/>
+      <w:r>
+        <w:rPr>
+          <w:rFonts w:ascii="Calibri" w:eastAsia="Calibri" w:hAnsi="Calibri" w:cs="Calibri"/>
+        </w:rPr>
+        <w:t xml:space="preserve">  Nigeria Content Development and Monitoring Board (NCDMB) Certification</w:t>
       </w:r>
     </w:p>
     <w:sectPr>
-      <w:pgSz w:w="12240" w:h="15840" w:orient="portrait"/>
+      <w:pgSz w:w="12240" w:h="15840"/>
       <w:pgMar w:top="720" w:right="720" w:bottom="720" w:left="720" w:header="708" w:footer="708" w:gutter="0"/>
-      <w:pgNumType/>
+      <w:cols w:space="720"/>
       <w:docGrid w:linePitch="360"/>
     </w:sectPr>
   </w:body>
 </w:document>
 </file>
 
-<file path=word/comments.xml><?xml version="1.0" encoding="utf-8"?>
-<w:comments xmlns:cx="http://schemas.microsoft.com/office/drawing/2014/chartex" xmlns:cx1="http://schemas.microsoft.com/office/drawing/2015/9/8/chartex" xmlns:cx2="http://schemas.microsoft.com/office/drawing/2015/10/21/chartex" xmlns:cx3="http://schemas.microsoft.com/office/drawing/2016/5/9/chartex" xmlns:cx4="http://schemas.microsoft.com/office/drawing/2016/5/10/chartex" xmlns:cx5="http://schemas.microsoft.com/office/drawing/2016/5/11/chartex" xmlns:cx6="http://schemas.microsoft.com/office/drawing/2016/5/12/chartex" xmlns:cx7="http://schemas.microsoft.com/office/drawing/2016/5/13/chartex" xmlns:cx8="http://schemas.microsoft.com/office/drawing/2016/5/14/chartex" xmlns:mc="http://schemas.openxmlformats.org/markup-compatibility/2006" xmlns:aink="http://schemas.microsoft.com/office/drawing/2016/ink" xmlns:am3d="http://schemas.microsoft.com/office/drawing/2017/model3d" xmlns:o="urn:schemas-microsoft-com:office:office" xmlns:r="http://schemas.openxmlformats.org/officeDocument/2006/relationships" xmlns:m="http://schemas.openxmlformats.org/officeDocument/2006/math" xmlns:v="urn:schemas-microsoft-com:vml" xmlns:wp14="http://schemas.microsoft.com/office/word/2010/wordprocessingDrawing" xmlns:wp="http://schemas.openxmlformats.org/drawingml/2006/wordprocessingDrawing" xmlns:w10="urn:schemas-microsoft-com:office:word" xmlns:w="http://schemas.openxmlformats.org/wordprocessingml/2006/main" xmlns:w14="http://schemas.microsoft.com/office/word/2010/wordml" xmlns:w15="http://schemas.microsoft.com/office/word/2012/wordml" xmlns:w16cex="http://schemas.microsoft.com/office/word/2018/wordml/cex" xmlns:w16cid="http://schemas.microsoft.com/office/word/2016/wordml/cid" xmlns:w16="http://schemas.microsoft.com/office/word/2018/wordml" xmlns:w16sdtdh="http://schemas.microsoft.com/office/word/2020/wordml/sdtdatahash" xmlns:w16se="http://schemas.microsoft.com/office/word/2015/wordml/symex" xmlns:wpg="http://schemas.microsoft.com/office/word/2010/wordprocessingGroup" xmlns:wpi="http://schemas.microsoft.com/office/word/2010/wordprocessingInk" xmlns:wne="http://schemas.microsoft.com/office/word/2006/wordml" xmlns:wps="http://schemas.microsoft.com/office/word/2010/wordprocessingShape"/>
-</file>
-
-<file path=word/endnotes.xml><?xml version="1.0" encoding="utf-8"?>
-<w:endnotes xmlns:wpc="http://schemas.microsoft.com/office/word/2010/wordprocessingCanvas" xmlns:mc="http://schemas.openxmlformats.org/markup-compatibility/2006" xmlns:o="urn:schemas-microsoft-com:office:office" xmlns:r="http://schemas.openxmlformats.org/officeDocument/2006/relationships" xmlns:m="http://schemas.openxmlformats.org/officeDocument/2006/math" xmlns:v="urn:schemas-microsoft-com:vml" xmlns:wp14="http://schemas.microsoft.com/office/word/2010/wordprocessingDrawing" xmlns:wp="http://schemas.openxmlformats.org/drawingml/2006/wordprocessingDrawing" xmlns:w10="urn:schemas-microsoft-com:office:word" xmlns:w="http://schemas.openxmlformats.org/wordprocessingml/2006/main" xmlns:w14="http://schemas.microsoft.com/office/word/2010/wordml" xmlns:w15="http://schemas.microsoft.com/office/word/2012/wordml" xmlns:wpg="http://schemas.microsoft.com/office/word/2010/wordprocessingGroup" xmlns:wpi="http://schemas.microsoft.com/office/word/2010/wordprocessingInk" xmlns:wne="http://schemas.microsoft.com/office/word/2006/wordml" xmlns:wps="http://schemas.microsoft.com/office/word/2010/wordprocessingShape" mc:Ignorable="w14 w15 wp14">
-  <w:endnote w:type="separator" w:id="-1">
-    <w:p>
-      <w:pPr>
-        <w:spacing w:after="0" w:line="240" w:lineRule="auto"/>
-      </w:pPr>
-      <w:r>
-        <w:rPr>
-          <w:rStyle w:val="EndnoteReference"/>
-        </w:rPr>
-        <w:endnoteRef/>
-      </w:r>
-      <w:r>
-        <w:separator/>
-      </w:r>
-    </w:p>
-  </w:endnote>
-  <w:endnote w:type="continuationSeparator" w:id="0">
-    <w:p>
-      <w:pPr>
-        <w:spacing w:after="0" w:line="240" w:lineRule="auto"/>
-      </w:pPr>
-      <w:r>
-        <w:rPr>
-          <w:rStyle w:val="EndnoteReference"/>
-        </w:rPr>
-        <w:endnoteRef/>
-      </w:r>
-      <w:r>
-        <w:continuationSeparator/>
-      </w:r>
-    </w:p>
-  </w:endnote>
-</w:endnotes>
-</file>
-
-<file path=word/footnotes.xml><?xml version="1.0" encoding="utf-8"?>
-<w:footnotes xmlns:wpc="http://schemas.microsoft.com/office/word/2010/wordprocessingCanvas" xmlns:mc="http://schemas.openxmlformats.org/markup-compatibility/2006" xmlns:o="urn:schemas-microsoft-com:office:office" xmlns:r="http://schemas.openxmlformats.org/officeDocument/2006/relationships" xmlns:m="http://schemas.openxmlformats.org/officeDocument/2006/math" xmlns:v="urn:schemas-microsoft-com:vml" xmlns:wp14="http://schemas.microsoft.com/office/word/2010/wordprocessingDrawing" xmlns:wp="http://schemas.openxmlformats.org/drawingml/2006/wordprocessingDrawing" xmlns:w10="urn:schemas-microsoft-com:office:word" xmlns:w="http://schemas.openxmlformats.org/wordprocessingml/2006/main" xmlns:w14="http://schemas.microsoft.com/office/word/2010/wordml" xmlns:w15="http://schemas.microsoft.com/office/word/2012/wordml" xmlns:wpg="http://schemas.microsoft.com/office/word/2010/wordprocessingGroup" xmlns:wpi="http://schemas.microsoft.com/office/word/2010/wordprocessingInk" xmlns:wne="http://schemas.microsoft.com/office/word/2006/wordml" xmlns:wps="http://schemas.microsoft.com/office/word/2010/wordprocessingShape" mc:Ignorable="w14 w15 wp14">
-  <w:footnote w:type="separator" w:id="-1">
-    <w:p>
-      <w:pPr>
-        <w:spacing w:after="0" w:line="240" w:lineRule="auto"/>
-      </w:pPr>
-      <w:r>
-        <w:rPr>
-          <w:rStyle w:val="FootnoteReference"/>
-        </w:rPr>
-        <w:footnoteRef/>
-      </w:r>
-      <w:r>
-        <w:separator/>
-      </w:r>
-    </w:p>
-  </w:footnote>
-  <w:footnote w:type="continuationSeparator" w:id="0">
-    <w:p>
-      <w:pPr>
-        <w:spacing w:after="0" w:line="240" w:lineRule="auto"/>
-      </w:pPr>
-      <w:r>
-        <w:rPr>
-          <w:rStyle w:val="FootnoteReference"/>
-        </w:rPr>
-        <w:footnoteRef/>
-      </w:r>
-      <w:r>
-        <w:continuationSeparator/>
-      </w:r>
-    </w:p>
-  </w:footnote>
-</w:footnotes>
-</file>
-
 <file path=word/numbering.xml><?xml version="1.0" encoding="utf-8"?>
-<w:numbering xmlns:wpc="http://schemas.microsoft.com/office/word/2010/wordprocessingCanvas" xmlns:mc="http://schemas.openxmlformats.org/markup-compatibility/2006" xmlns:o="urn:schemas-microsoft-com:office:office" xmlns:r="http://schemas.openxmlformats.org/officeDocument/2006/relationships" xmlns:m="http://schemas.openxmlformats.org/officeDocument/2006/math" xmlns:v="urn:schemas-microsoft-com:vml" xmlns:wp14="http://schemas.microsoft.com/office/word/2010/wordprocessingDrawing" xmlns:wp="http://schemas.openxmlformats.org/drawingml/2006/wordprocessingDrawing" xmlns:w10="urn:schemas-microsoft-com:office:word" xmlns:w="http://schemas.openxmlformats.org/wordprocessingml/2006/main" xmlns:w14="http://schemas.microsoft.com/office/word/2010/wordml" xmlns:w15="http://schemas.microsoft.com/office/word/2012/wordml" xmlns:wpg="http://schemas.microsoft.com/office/word/2010/wordprocessingGroup" xmlns:wpi="http://schemas.microsoft.com/office/word/2010/wordprocessingInk" xmlns:wne="http://schemas.microsoft.com/office/word/2006/wordml" xmlns:wps="http://schemas.microsoft.com/office/word/2010/wordprocessingShape" mc:Ignorable="w14 w15 wp14">
+<w:numbering xmlns:wpc="http://schemas.microsoft.com/office/word/2010/wordprocessingCanvas" xmlns:cx="http://schemas.microsoft.com/office/drawing/2014/chartex" xmlns:cx1="http://schemas.microsoft.com/office/drawing/2015/9/8/chartex" xmlns:cx2="http://schemas.microsoft.com/office/drawing/2015/10/21/chartex" xmlns:cx3="http://schemas.microsoft.com/office/drawing/2016/5/9/chartex" xmlns:cx4="http://schemas.microsoft.com/office/drawing/2016/5/10/chartex" xmlns:cx5="http://schemas.microsoft.com/office/drawing/2016/5/11/chartex" xmlns:cx6="http://schemas.microsoft.com/office/drawing/2016/5/12/chartex" xmlns:cx7="http://schemas.microsoft.com/office/drawing/2016/5/13/chartex" xmlns:cx8="http://schemas.microsoft.com/office/drawing/2016/5/14/chartex" xmlns:mc="http://schemas.openxmlformats.org/markup-compatibility/2006" xmlns:aink="http://schemas.microsoft.com/office/drawing/2016/ink" xmlns:am3d="http://schemas.microsoft.com/office/drawing/2017/model3d" xmlns:o="urn:schemas-microsoft-com:office:office" xmlns:oel="http://schemas.microsoft.com/office/2019/extlst" xmlns:r="http://schemas.openxmlformats.org/officeDocument/2006/relationships" xmlns:m="http://schemas.openxmlformats.org/officeDocument/2006/math" xmlns:v="urn:schemas-microsoft-com:vml" xmlns:wp14="http://schemas.microsoft.com/office/word/2010/wordprocessingDrawing" xmlns:wp="http://schemas.openxmlformats.org/drawingml/2006/wordprocessingDrawing" xmlns:w10="urn:schemas-microsoft-com:office:word" xmlns:w="http://schemas.openxmlformats.org/wordprocessingml/2006/main" xmlns:w14="http://schemas.microsoft.com/office/word/2010/wordml" xmlns:w15="http://schemas.microsoft.com/office/word/2012/wordml" xmlns:w16cex="http://schemas.microsoft.com/office/word/2018/wordml/cex" xmlns:w16cid="http://schemas.microsoft.com/office/word/2016/wordml/cid" xmlns:w16="http://schemas.microsoft.com/office/word/2018/wordml" xmlns:w16du="http://schemas.microsoft.com/office/word/2023/wordml/word16du" xmlns:w16sdtdh="http://schemas.microsoft.com/office/word/2020/wordml/sdtdatahash" xmlns:w16sdtfl="http://schemas.microsoft.com/office/word/2024/wordml/sdtformatlock" xmlns:w16se="http://schemas.microsoft.com/office/word/2015/wordml/symex" xmlns:wpg="http://schemas.microsoft.com/office/word/2010/wordprocessingGroup" xmlns:wpi="http://schemas.microsoft.com/office/word/2010/wordprocessingInk" xmlns:wne="http://schemas.microsoft.com/office/word/2006/wordml" xmlns:wps="http://schemas.microsoft.com/office/word/2010/wordprocessingShape" mc:Ignorable="w14 w15 w16se w16cid w16 w16cex w16sdtdh w16sdtfl w16du wp14">
+  <w:abstractNum w:abstractNumId="0" w15:restartNumberingAfterBreak="0">
+    <w:nsid w:val="63080239"/>
+    <w:multiLevelType w:val="hybridMultilevel"/>
+    <w:tmpl w:val="C7A8F4A4"/>
+    <w:lvl w:ilvl="0" w:tplc="C70480FE">
+      <w:start w:val="1"/>
+      <w:numFmt w:val="bullet"/>
+      <w:lvlText w:val="•"/>
+      <w:lvlJc w:val="left"/>
+      <w:pPr>
+        <w:ind w:left="360" w:hanging="215"/>
+      </w:pPr>
+    </w:lvl>
+    <w:lvl w:ilvl="1" w:tplc="F0BC24DE">
+      <w:numFmt w:val="decimal"/>
+      <w:lvlText w:val=""/>
+      <w:lvlJc w:val="left"/>
+    </w:lvl>
+    <w:lvl w:ilvl="2" w:tplc="E2DA48DA">
+      <w:numFmt w:val="decimal"/>
+      <w:lvlText w:val=""/>
+      <w:lvlJc w:val="left"/>
+    </w:lvl>
+    <w:lvl w:ilvl="3" w:tplc="6B62040E">
+      <w:numFmt w:val="decimal"/>
+      <w:lvlText w:val=""/>
+      <w:lvlJc w:val="left"/>
+    </w:lvl>
+    <w:lvl w:ilvl="4" w:tplc="01D469F8">
+      <w:numFmt w:val="decimal"/>
+      <w:lvlText w:val=""/>
+      <w:lvlJc w:val="left"/>
+    </w:lvl>
+    <w:lvl w:ilvl="5" w:tplc="A63E165A">
+      <w:numFmt w:val="decimal"/>
+      <w:lvlText w:val=""/>
+      <w:lvlJc w:val="left"/>
+    </w:lvl>
+    <w:lvl w:ilvl="6" w:tplc="D2802F68">
+      <w:numFmt w:val="decimal"/>
+      <w:lvlText w:val=""/>
+      <w:lvlJc w:val="left"/>
+    </w:lvl>
+    <w:lvl w:ilvl="7" w:tplc="FD4CDE4A">
+      <w:numFmt w:val="decimal"/>
+      <w:lvlText w:val=""/>
+      <w:lvlJc w:val="left"/>
+    </w:lvl>
+    <w:lvl w:ilvl="8" w:tplc="6FDE28CA">
+      <w:numFmt w:val="decimal"/>
+      <w:lvlText w:val=""/>
+      <w:lvlJc w:val="left"/>
+    </w:lvl>
+  </w:abstractNum>
   <w:abstractNum w:abstractNumId="1" w15:restartNumberingAfterBreak="0">
+    <w:nsid w:val="76C37925"/>
     <w:multiLevelType w:val="hybridMultilevel"/>
-    <w:lvl w:ilvl="0" w15:tentative="1">
+    <w:tmpl w:val="0634390A"/>
+    <w:lvl w:ilvl="0" w:tplc="AB26430A">
       <w:start w:val="1"/>
       <w:numFmt w:val="bullet"/>
       <w:lvlText w:val="●"/>
@@ -1044,7 +1240,7 @@
         <w:ind w:left="720" w:hanging="360"/>
       </w:pPr>
     </w:lvl>
-    <w:lvl w:ilvl="1" w15:tentative="1">
+    <w:lvl w:ilvl="1" w:tplc="2AEE4E7E">
       <w:start w:val="1"/>
       <w:numFmt w:val="bullet"/>
       <w:lvlText w:val="○"/>
@@ -1053,7 +1249,7 @@
         <w:ind w:left="1440" w:hanging="360"/>
       </w:pPr>
     </w:lvl>
-    <w:lvl w:ilvl="2" w15:tentative="1">
+    <w:lvl w:ilvl="2" w:tplc="8CC4BFA6">
       <w:start w:val="1"/>
       <w:numFmt w:val="bullet"/>
       <w:lvlText w:val="■"/>
@@ -1062,7 +1258,7 @@
         <w:ind w:left="2160" w:hanging="360"/>
       </w:pPr>
     </w:lvl>
-    <w:lvl w:ilvl="3" w15:tentative="1">
+    <w:lvl w:ilvl="3" w:tplc="B4163D4C">
       <w:start w:val="1"/>
       <w:numFmt w:val="bullet"/>
       <w:lvlText w:val="●"/>
@@ -1071,7 +1267,7 @@
         <w:ind w:left="2880" w:hanging="360"/>
       </w:pPr>
     </w:lvl>
-    <w:lvl w:ilvl="4" w15:tentative="1">
+    <w:lvl w:ilvl="4" w:tplc="0B9EF898">
       <w:start w:val="1"/>
       <w:numFmt w:val="bullet"/>
       <w:lvlText w:val="○"/>
@@ -1080,7 +1276,7 @@
         <w:ind w:left="3600" w:hanging="360"/>
       </w:pPr>
     </w:lvl>
-    <w:lvl w:ilvl="5" w15:tentative="1">
+    <w:lvl w:ilvl="5" w:tplc="6BD09AFC">
       <w:start w:val="1"/>
       <w:numFmt w:val="bullet"/>
       <w:lvlText w:val="■"/>
@@ -1089,7 +1285,7 @@
         <w:ind w:left="4320" w:hanging="360"/>
       </w:pPr>
     </w:lvl>
-    <w:lvl w:ilvl="6" w15:tentative="1">
+    <w:lvl w:ilvl="6" w:tplc="2BE074C2">
       <w:start w:val="1"/>
       <w:numFmt w:val="bullet"/>
       <w:lvlText w:val="●"/>
@@ -1098,7 +1294,7 @@
         <w:ind w:left="5040" w:hanging="360"/>
       </w:pPr>
     </w:lvl>
-    <w:lvl w:ilvl="7" w15:tentative="1">
+    <w:lvl w:ilvl="7" w:tplc="A6CEBDBA">
       <w:start w:val="1"/>
       <w:numFmt w:val="bullet"/>
       <w:lvlText w:val="●"/>
@@ -1107,7 +1303,7 @@
         <w:ind w:left="5760" w:hanging="360"/>
       </w:pPr>
     </w:lvl>
-    <w:lvl w:ilvl="8" w15:tentative="1">
+    <w:lvl w:ilvl="8" w:tplc="266C458C">
       <w:start w:val="1"/>
       <w:numFmt w:val="bullet"/>
       <w:lvlText w:val="●"/>
@@ -1117,26 +1313,14 @@
       </w:pPr>
     </w:lvl>
   </w:abstractNum>
-  <w:abstractNum w:abstractNumId="2" w15:restartNumberingAfterBreak="0">
-    <w:multiLevelType w:val="hybridMultilevel"/>
-    <w:lvl w:ilvl="0" w15:tentative="1">
-      <w:start w:val="1"/>
-      <w:numFmt w:val="bullet"/>
-      <w:lvlText w:val="•"/>
-      <w:lvlJc w:val="left"/>
-      <w:pPr>
-        <w:ind w:left="360" w:hanging="215"/>
-      </w:pPr>
-    </w:lvl>
-  </w:abstractNum>
-  <w:num w:numId="1">
+  <w:num w:numId="1" w16cid:durableId="1374303133">
     <w:abstractNumId w:val="1"/>
     <w:lvlOverride w:ilvl="0">
       <w:startOverride w:val="1"/>
     </w:lvlOverride>
   </w:num>
-  <w:num w:numId="2">
-    <w:abstractNumId w:val="2"/>
+  <w:num w:numId="2" w16cid:durableId="1978875797">
+    <w:abstractNumId w:val="0"/>
     <w:lvlOverride w:ilvl="0">
       <w:startOverride w:val="1"/>
     </w:lvlOverride>
@@ -1145,26 +1329,405 @@
 </file>
 
 <file path=word/styles.xml><?xml version="1.0" encoding="utf-8"?>
-<w:styles xmlns:mc="http://schemas.openxmlformats.org/markup-compatibility/2006" xmlns:r="http://schemas.openxmlformats.org/officeDocument/2006/relationships" xmlns:w="http://schemas.openxmlformats.org/wordprocessingml/2006/main" xmlns:w14="http://schemas.microsoft.com/office/word/2010/wordml" xmlns:w15="http://schemas.microsoft.com/office/word/2012/wordml" mc:Ignorable="w14 w15">
+<w:styles xmlns:mc="http://schemas.openxmlformats.org/markup-compatibility/2006" xmlns:r="http://schemas.openxmlformats.org/officeDocument/2006/relationships" xmlns:w="http://schemas.openxmlformats.org/wordprocessingml/2006/main" xmlns:w14="http://schemas.microsoft.com/office/word/2010/wordml" xmlns:w15="http://schemas.microsoft.com/office/word/2012/wordml" xmlns:w16cex="http://schemas.microsoft.com/office/word/2018/wordml/cex" xmlns:w16cid="http://schemas.microsoft.com/office/word/2016/wordml/cid" xmlns:w16="http://schemas.microsoft.com/office/word/2018/wordml" xmlns:w16du="http://schemas.microsoft.com/office/word/2023/wordml/word16du" xmlns:w16sdtdh="http://schemas.microsoft.com/office/word/2020/wordml/sdtdatahash" xmlns:w16sdtfl="http://schemas.microsoft.com/office/word/2024/wordml/sdtformatlock" xmlns:w16se="http://schemas.microsoft.com/office/word/2015/wordml/symex" mc:Ignorable="w14 w15 w16se w16cid w16 w16cex w16sdtdh w16sdtfl w16du">
   <w:docDefaults>
-    <w:rPrDefault/>
+    <w:rPrDefault>
+      <w:rPr>
+        <w:rFonts w:ascii="Times New Roman" w:eastAsia="Times New Roman" w:hAnsi="Times New Roman" w:cs="Times New Roman"/>
+        <w:lang w:val="en-US" w:eastAsia="en-US" w:bidi="ar-SA"/>
+      </w:rPr>
+    </w:rPrDefault>
     <w:pPrDefault/>
   </w:docDefaults>
-  <w:style w:type="paragraph" w:styleId="Title">
-    <w:name w:val="Title"/>
-    <w:basedOn w:val="Normal"/>
-    <w:next w:val="Normal"/>
+  <w:latentStyles w:defLockedState="0" w:defUIPriority="99" w:defSemiHidden="0" w:defUnhideWhenUsed="0" w:defQFormat="0" w:count="376">
+    <w:lsdException w:name="Normal" w:uiPriority="0" w:qFormat="1"/>
+    <w:lsdException w:name="heading 1" w:uiPriority="9" w:qFormat="1"/>
+    <w:lsdException w:name="heading 2" w:semiHidden="1" w:uiPriority="9" w:unhideWhenUsed="1" w:qFormat="1"/>
+    <w:lsdException w:name="heading 3" w:semiHidden="1" w:uiPriority="9" w:unhideWhenUsed="1" w:qFormat="1"/>
+    <w:lsdException w:name="heading 4" w:semiHidden="1" w:uiPriority="9" w:unhideWhenUsed="1" w:qFormat="1"/>
+    <w:lsdException w:name="heading 5" w:semiHidden="1" w:uiPriority="9" w:unhideWhenUsed="1" w:qFormat="1"/>
+    <w:lsdException w:name="heading 6" w:semiHidden="1" w:uiPriority="9" w:unhideWhenUsed="1" w:qFormat="1"/>
+    <w:lsdException w:name="heading 7" w:semiHidden="1" w:uiPriority="9" w:unhideWhenUsed="1" w:qFormat="1"/>
+    <w:lsdException w:name="heading 8" w:semiHidden="1" w:uiPriority="9" w:unhideWhenUsed="1" w:qFormat="1"/>
+    <w:lsdException w:name="heading 9" w:semiHidden="1" w:uiPriority="9" w:unhideWhenUsed="1" w:qFormat="1"/>
+    <w:lsdException w:name="index 1" w:semiHidden="1" w:unhideWhenUsed="1"/>
+    <w:lsdException w:name="index 2" w:semiHidden="1" w:unhideWhenUsed="1"/>
+    <w:lsdException w:name="index 3" w:semiHidden="1" w:unhideWhenUsed="1"/>
+    <w:lsdException w:name="index 4" w:semiHidden="1" w:unhideWhenUsed="1"/>
+    <w:lsdException w:name="index 5" w:semiHidden="1" w:unhideWhenUsed="1"/>
+    <w:lsdException w:name="index 6" w:semiHidden="1" w:unhideWhenUsed="1"/>
+    <w:lsdException w:name="index 7" w:semiHidden="1" w:unhideWhenUsed="1"/>
+    <w:lsdException w:name="index 8" w:semiHidden="1" w:unhideWhenUsed="1"/>
+    <w:lsdException w:name="index 9" w:semiHidden="1" w:unhideWhenUsed="1"/>
+    <w:lsdException w:name="toc 1" w:semiHidden="1" w:uiPriority="39" w:unhideWhenUsed="1"/>
+    <w:lsdException w:name="toc 2" w:semiHidden="1" w:uiPriority="39" w:unhideWhenUsed="1"/>
+    <w:lsdException w:name="toc 3" w:semiHidden="1" w:uiPriority="39" w:unhideWhenUsed="1"/>
+    <w:lsdException w:name="toc 4" w:semiHidden="1" w:uiPriority="39" w:unhideWhenUsed="1"/>
+    <w:lsdException w:name="toc 5" w:semiHidden="1" w:uiPriority="39" w:unhideWhenUsed="1"/>
+    <w:lsdException w:name="toc 6" w:semiHidden="1" w:uiPriority="39" w:unhideWhenUsed="1"/>
+    <w:lsdException w:name="toc 7" w:semiHidden="1" w:uiPriority="39" w:unhideWhenUsed="1"/>
+    <w:lsdException w:name="toc 8" w:semiHidden="1" w:uiPriority="39" w:unhideWhenUsed="1"/>
+    <w:lsdException w:name="toc 9" w:semiHidden="1" w:uiPriority="39" w:unhideWhenUsed="1"/>
+    <w:lsdException w:name="Normal Indent" w:semiHidden="1" w:unhideWhenUsed="1"/>
+    <w:lsdException w:name="footnote text" w:semiHidden="1" w:unhideWhenUsed="1"/>
+    <w:lsdException w:name="annotation text" w:semiHidden="1" w:unhideWhenUsed="1"/>
+    <w:lsdException w:name="header" w:semiHidden="1" w:unhideWhenUsed="1"/>
+    <w:lsdException w:name="footer" w:semiHidden="1" w:unhideWhenUsed="1"/>
+    <w:lsdException w:name="index heading" w:semiHidden="1" w:unhideWhenUsed="1"/>
+    <w:lsdException w:name="caption" w:semiHidden="1" w:uiPriority="35" w:unhideWhenUsed="1" w:qFormat="1"/>
+    <w:lsdException w:name="table of figures" w:semiHidden="1" w:unhideWhenUsed="1"/>
+    <w:lsdException w:name="envelope address" w:semiHidden="1" w:unhideWhenUsed="1"/>
+    <w:lsdException w:name="envelope return" w:semiHidden="1" w:unhideWhenUsed="1"/>
+    <w:lsdException w:name="footnote reference" w:semiHidden="1" w:unhideWhenUsed="1"/>
+    <w:lsdException w:name="annotation reference" w:semiHidden="1" w:unhideWhenUsed="1"/>
+    <w:lsdException w:name="line number" w:semiHidden="1" w:unhideWhenUsed="1"/>
+    <w:lsdException w:name="page number" w:semiHidden="1" w:unhideWhenUsed="1"/>
+    <w:lsdException w:name="endnote reference" w:semiHidden="1" w:unhideWhenUsed="1"/>
+    <w:lsdException w:name="endnote text" w:semiHidden="1" w:unhideWhenUsed="1"/>
+    <w:lsdException w:name="table of authorities" w:semiHidden="1" w:unhideWhenUsed="1"/>
+    <w:lsdException w:name="macro" w:semiHidden="1" w:unhideWhenUsed="1"/>
+    <w:lsdException w:name="toa heading" w:semiHidden="1" w:unhideWhenUsed="1"/>
+    <w:lsdException w:name="List" w:semiHidden="1" w:unhideWhenUsed="1"/>
+    <w:lsdException w:name="List Bullet" w:semiHidden="1" w:unhideWhenUsed="1"/>
+    <w:lsdException w:name="List Number" w:semiHidden="1" w:unhideWhenUsed="1"/>
+    <w:lsdException w:name="List 2" w:semiHidden="1" w:unhideWhenUsed="1"/>
+    <w:lsdException w:name="List 3" w:semiHidden="1" w:unhideWhenUsed="1"/>
+    <w:lsdException w:name="List 4" w:semiHidden="1" w:unhideWhenUsed="1"/>
+    <w:lsdException w:name="List 5" w:semiHidden="1" w:unhideWhenUsed="1"/>
+    <w:lsdException w:name="List Bullet 2" w:semiHidden="1" w:unhideWhenUsed="1"/>
+    <w:lsdException w:name="List Bullet 3" w:semiHidden="1" w:unhideWhenUsed="1"/>
+    <w:lsdException w:name="List Bullet 4" w:semiHidden="1" w:unhideWhenUsed="1"/>
+    <w:lsdException w:name="List Bullet 5" w:semiHidden="1" w:unhideWhenUsed="1"/>
+    <w:lsdException w:name="List Number 2" w:semiHidden="1" w:unhideWhenUsed="1"/>
+    <w:lsdException w:name="List Number 3" w:semiHidden="1" w:unhideWhenUsed="1"/>
+    <w:lsdException w:name="List Number 4" w:semiHidden="1" w:unhideWhenUsed="1"/>
+    <w:lsdException w:name="List Number 5" w:semiHidden="1" w:unhideWhenUsed="1"/>
+    <w:lsdException w:name="Title" w:uiPriority="10" w:qFormat="1"/>
+    <w:lsdException w:name="Closing" w:semiHidden="1" w:unhideWhenUsed="1"/>
+    <w:lsdException w:name="Signature" w:semiHidden="1" w:unhideWhenUsed="1"/>
+    <w:lsdException w:name="Default Paragraph Font" w:semiHidden="1" w:uiPriority="1" w:unhideWhenUsed="1"/>
+    <w:lsdException w:name="Body Text" w:semiHidden="1" w:unhideWhenUsed="1"/>
+    <w:lsdException w:name="Body Text Indent" w:semiHidden="1" w:unhideWhenUsed="1"/>
+    <w:lsdException w:name="List Continue" w:semiHidden="1" w:unhideWhenUsed="1"/>
+    <w:lsdException w:name="List Continue 2" w:semiHidden="1" w:unhideWhenUsed="1"/>
+    <w:lsdException w:name="List Continue 3" w:semiHidden="1" w:unhideWhenUsed="1"/>
+    <w:lsdException w:name="List Continue 4" w:semiHidden="1" w:unhideWhenUsed="1"/>
+    <w:lsdException w:name="List Continue 5" w:semiHidden="1" w:unhideWhenUsed="1"/>
+    <w:lsdException w:name="Message Header" w:semiHidden="1" w:unhideWhenUsed="1"/>
+    <w:lsdException w:name="Subtitle" w:uiPriority="11" w:qFormat="1"/>
+    <w:lsdException w:name="Salutation" w:semiHidden="1" w:unhideWhenUsed="1"/>
+    <w:lsdException w:name="Date" w:semiHidden="1" w:unhideWhenUsed="1"/>
+    <w:lsdException w:name="Body Text First Indent" w:semiHidden="1" w:unhideWhenUsed="1"/>
+    <w:lsdException w:name="Body Text First Indent 2" w:semiHidden="1" w:unhideWhenUsed="1"/>
+    <w:lsdException w:name="Note Heading" w:semiHidden="1" w:unhideWhenUsed="1"/>
+    <w:lsdException w:name="Body Text 2" w:semiHidden="1" w:unhideWhenUsed="1"/>
+    <w:lsdException w:name="Body Text 3" w:semiHidden="1" w:unhideWhenUsed="1"/>
+    <w:lsdException w:name="Body Text Indent 2" w:semiHidden="1" w:unhideWhenUsed="1"/>
+    <w:lsdException w:name="Body Text Indent 3" w:semiHidden="1" w:unhideWhenUsed="1"/>
+    <w:lsdException w:name="Block Text" w:semiHidden="1" w:unhideWhenUsed="1"/>
+    <w:lsdException w:name="Hyperlink" w:semiHidden="1" w:unhideWhenUsed="1"/>
+    <w:lsdException w:name="FollowedHyperlink" w:semiHidden="1" w:unhideWhenUsed="1"/>
+    <w:lsdException w:name="Strong" w:uiPriority="22" w:qFormat="1"/>
+    <w:lsdException w:name="Emphasis" w:uiPriority="20" w:qFormat="1"/>
+    <w:lsdException w:name="Document Map" w:semiHidden="1" w:unhideWhenUsed="1"/>
+    <w:lsdException w:name="Plain Text" w:semiHidden="1" w:unhideWhenUsed="1"/>
+    <w:lsdException w:name="E-mail Signature" w:semiHidden="1" w:unhideWhenUsed="1"/>
+    <w:lsdException w:name="HTML Top of Form" w:semiHidden="1" w:unhideWhenUsed="1"/>
+    <w:lsdException w:name="HTML Bottom of Form" w:semiHidden="1" w:unhideWhenUsed="1"/>
+    <w:lsdException w:name="Normal (Web)" w:semiHidden="1" w:unhideWhenUsed="1"/>
+    <w:lsdException w:name="HTML Acronym" w:semiHidden="1" w:unhideWhenUsed="1"/>
+    <w:lsdException w:name="HTML Address" w:semiHidden="1" w:unhideWhenUsed="1"/>
+    <w:lsdException w:name="HTML Cite" w:semiHidden="1" w:unhideWhenUsed="1"/>
+    <w:lsdException w:name="HTML Code" w:semiHidden="1" w:unhideWhenUsed="1"/>
+    <w:lsdException w:name="HTML Definition" w:semiHidden="1" w:unhideWhenUsed="1"/>
+    <w:lsdException w:name="HTML Keyboard" w:semiHidden="1" w:unhideWhenUsed="1"/>
+    <w:lsdException w:name="HTML Preformatted" w:semiHidden="1" w:unhideWhenUsed="1"/>
+    <w:lsdException w:name="HTML Sample" w:semiHidden="1" w:unhideWhenUsed="1"/>
+    <w:lsdException w:name="HTML Typewriter" w:semiHidden="1" w:unhideWhenUsed="1"/>
+    <w:lsdException w:name="HTML Variable" w:semiHidden="1" w:unhideWhenUsed="1"/>
+    <w:lsdException w:name="Normal Table" w:semiHidden="1" w:unhideWhenUsed="1"/>
+    <w:lsdException w:name="annotation subject" w:semiHidden="1" w:unhideWhenUsed="1"/>
+    <w:lsdException w:name="No List" w:semiHidden="1" w:unhideWhenUsed="1"/>
+    <w:lsdException w:name="Outline List 1" w:semiHidden="1" w:unhideWhenUsed="1"/>
+    <w:lsdException w:name="Outline List 2" w:semiHidden="1" w:unhideWhenUsed="1"/>
+    <w:lsdException w:name="Outline List 3" w:semiHidden="1" w:unhideWhenUsed="1"/>
+    <w:lsdException w:name="Table Simple 1" w:semiHidden="1" w:unhideWhenUsed="1"/>
+    <w:lsdException w:name="Table Simple 2" w:semiHidden="1" w:unhideWhenUsed="1"/>
+    <w:lsdException w:name="Table Simple 3" w:semiHidden="1" w:unhideWhenUsed="1"/>
+    <w:lsdException w:name="Table Classic 1" w:semiHidden="1" w:unhideWhenUsed="1"/>
+    <w:lsdException w:name="Table Classic 2" w:semiHidden="1" w:unhideWhenUsed="1"/>
+    <w:lsdException w:name="Table Classic 3" w:semiHidden="1" w:unhideWhenUsed="1"/>
+    <w:lsdException w:name="Table Classic 4" w:semiHidden="1" w:unhideWhenUsed="1"/>
+    <w:lsdException w:name="Table Colorful 1" w:semiHidden="1" w:unhideWhenUsed="1"/>
+    <w:lsdException w:name="Table Colorful 2" w:semiHidden="1" w:unhideWhenUsed="1"/>
+    <w:lsdException w:name="Table Colorful 3" w:semiHidden="1" w:unhideWhenUsed="1"/>
+    <w:lsdException w:name="Table Columns 1" w:semiHidden="1" w:unhideWhenUsed="1"/>
+    <w:lsdException w:name="Table Columns 2" w:semiHidden="1" w:unhideWhenUsed="1"/>
+    <w:lsdException w:name="Table Columns 3" w:semiHidden="1" w:unhideWhenUsed="1"/>
+    <w:lsdException w:name="Table Columns 4" w:semiHidden="1" w:unhideWhenUsed="1"/>
+    <w:lsdException w:name="Table Columns 5" w:semiHidden="1" w:unhideWhenUsed="1"/>
+    <w:lsdException w:name="Table Grid 1" w:semiHidden="1" w:unhideWhenUsed="1"/>
+    <w:lsdException w:name="Table Grid 2" w:semiHidden="1" w:unhideWhenUsed="1"/>
+    <w:lsdException w:name="Table Grid 3" w:semiHidden="1" w:unhideWhenUsed="1"/>
+    <w:lsdException w:name="Table Grid 4" w:semiHidden="1" w:unhideWhenUsed="1"/>
+    <w:lsdException w:name="Table Grid 5" w:semiHidden="1" w:unhideWhenUsed="1"/>
+    <w:lsdException w:name="Table Grid 6" w:semiHidden="1" w:unhideWhenUsed="1"/>
+    <w:lsdException w:name="Table Grid 7" w:semiHidden="1" w:unhideWhenUsed="1"/>
+    <w:lsdException w:name="Table Grid 8" w:semiHidden="1" w:unhideWhenUsed="1"/>
+    <w:lsdException w:name="Table List 1" w:semiHidden="1" w:unhideWhenUsed="1"/>
+    <w:lsdException w:name="Table List 2" w:semiHidden="1" w:unhideWhenUsed="1"/>
+    <w:lsdException w:name="Table List 3" w:semiHidden="1" w:unhideWhenUsed="1"/>
+    <w:lsdException w:name="Table List 4" w:semiHidden="1" w:unhideWhenUsed="1"/>
+    <w:lsdException w:name="Table List 5" w:semiHidden="1" w:unhideWhenUsed="1"/>
+    <w:lsdException w:name="Table List 6" w:semiHidden="1" w:unhideWhenUsed="1"/>
+    <w:lsdException w:name="Table List 7" w:semiHidden="1" w:unhideWhenUsed="1"/>
+    <w:lsdException w:name="Table List 8" w:semiHidden="1" w:unhideWhenUsed="1"/>
+    <w:lsdException w:name="Table 3D effects 1" w:semiHidden="1" w:unhideWhenUsed="1"/>
+    <w:lsdException w:name="Table 3D effects 2" w:semiHidden="1" w:unhideWhenUsed="1"/>
+    <w:lsdException w:name="Table 3D effects 3" w:semiHidden="1" w:unhideWhenUsed="1"/>
+    <w:lsdException w:name="Table Contemporary" w:semiHidden="1" w:unhideWhenUsed="1"/>
+    <w:lsdException w:name="Table Elegant" w:semiHidden="1" w:unhideWhenUsed="1"/>
+    <w:lsdException w:name="Table Professional" w:semiHidden="1" w:unhideWhenUsed="1"/>
+    <w:lsdException w:name="Table Subtle 1" w:semiHidden="1" w:unhideWhenUsed="1"/>
+    <w:lsdException w:name="Table Subtle 2" w:semiHidden="1" w:unhideWhenUsed="1"/>
+    <w:lsdException w:name="Table Web 1" w:semiHidden="1" w:unhideWhenUsed="1"/>
+    <w:lsdException w:name="Table Web 2" w:semiHidden="1" w:unhideWhenUsed="1"/>
+    <w:lsdException w:name="Table Web 3" w:semiHidden="1" w:unhideWhenUsed="1"/>
+    <w:lsdException w:name="Balloon Text" w:semiHidden="1" w:unhideWhenUsed="1"/>
+    <w:lsdException w:name="Table Grid" w:uiPriority="39"/>
+    <w:lsdException w:name="Table Theme" w:semiHidden="1" w:unhideWhenUsed="1"/>
+    <w:lsdException w:name="Placeholder Text" w:semiHidden="1"/>
+    <w:lsdException w:name="No Spacing" w:uiPriority="1" w:qFormat="1"/>
+    <w:lsdException w:name="Light Shading" w:uiPriority="60"/>
+    <w:lsdException w:name="Light List" w:uiPriority="61"/>
+    <w:lsdException w:name="Light Grid" w:uiPriority="62"/>
+    <w:lsdException w:name="Medium Shading 1" w:uiPriority="63"/>
+    <w:lsdException w:name="Medium Shading 2" w:uiPriority="64"/>
+    <w:lsdException w:name="Medium List 1" w:uiPriority="65"/>
+    <w:lsdException w:name="Medium List 2" w:uiPriority="66"/>
+    <w:lsdException w:name="Medium Grid 1" w:uiPriority="67"/>
+    <w:lsdException w:name="Medium Grid 2" w:uiPriority="68"/>
+    <w:lsdException w:name="Medium Grid 3" w:uiPriority="69"/>
+    <w:lsdException w:name="Dark List" w:uiPriority="70"/>
+    <w:lsdException w:name="Colorful Shading" w:uiPriority="71"/>
+    <w:lsdException w:name="Colorful List" w:uiPriority="72"/>
+    <w:lsdException w:name="Colorful Grid" w:uiPriority="73"/>
+    <w:lsdException w:name="Light Shading Accent 1" w:uiPriority="60"/>
+    <w:lsdException w:name="Light List Accent 1" w:uiPriority="61"/>
+    <w:lsdException w:name="Light Grid Accent 1" w:uiPriority="62"/>
+    <w:lsdException w:name="Medium Shading 1 Accent 1" w:uiPriority="63"/>
+    <w:lsdException w:name="Medium Shading 2 Accent 1" w:uiPriority="64"/>
+    <w:lsdException w:name="Medium List 1 Accent 1" w:uiPriority="65"/>
+    <w:lsdException w:name="Revision" w:semiHidden="1"/>
+    <w:lsdException w:name="List Paragraph" w:uiPriority="34" w:qFormat="1"/>
+    <w:lsdException w:name="Quote" w:uiPriority="29" w:qFormat="1"/>
+    <w:lsdException w:name="Intense Quote" w:uiPriority="30" w:qFormat="1"/>
+    <w:lsdException w:name="Medium List 2 Accent 1" w:uiPriority="66"/>
+    <w:lsdException w:name="Medium Grid 1 Accent 1" w:uiPriority="67"/>
+    <w:lsdException w:name="Medium Grid 2 Accent 1" w:uiPriority="68"/>
+    <w:lsdException w:name="Medium Grid 3 Accent 1" w:uiPriority="69"/>
+    <w:lsdException w:name="Dark List Accent 1" w:uiPriority="70"/>
+    <w:lsdException w:name="Colorful Shading Accent 1" w:uiPriority="71"/>
+    <w:lsdException w:name="Colorful List Accent 1" w:uiPriority="72"/>
+    <w:lsdException w:name="Colorful Grid Accent 1" w:uiPriority="73"/>
+    <w:lsdException w:name="Light Shading Accent 2" w:uiPriority="60"/>
+    <w:lsdException w:name="Light List Accent 2" w:uiPriority="61"/>
+    <w:lsdException w:name="Light Grid Accent 2" w:uiPriority="62"/>
+    <w:lsdException w:name="Medium Shading 1 Accent 2" w:uiPriority="63"/>
+    <w:lsdException w:name="Medium Shading 2 Accent 2" w:uiPriority="64"/>
+    <w:lsdException w:name="Medium List 1 Accent 2" w:uiPriority="65"/>
+    <w:lsdException w:name="Medium List 2 Accent 2" w:uiPriority="66"/>
+    <w:lsdException w:name="Medium Grid 1 Accent 2" w:uiPriority="67"/>
+    <w:lsdException w:name="Medium Grid 2 Accent 2" w:uiPriority="68"/>
+    <w:lsdException w:name="Medium Grid 3 Accent 2" w:uiPriority="69"/>
+    <w:lsdException w:name="Dark List Accent 2" w:uiPriority="70"/>
+    <w:lsdException w:name="Colorful Shading Accent 2" w:uiPriority="71"/>
+    <w:lsdException w:name="Colorful List Accent 2" w:uiPriority="72"/>
+    <w:lsdException w:name="Colorful Grid Accent 2" w:uiPriority="73"/>
+    <w:lsdException w:name="Light Shading Accent 3" w:uiPriority="60"/>
+    <w:lsdException w:name="Light List Accent 3" w:uiPriority="61"/>
+    <w:lsdException w:name="Light Grid Accent 3" w:uiPriority="62"/>
+    <w:lsdException w:name="Medium Shading 1 Accent 3" w:uiPriority="63"/>
+    <w:lsdException w:name="Medium Shading 2 Accent 3" w:uiPriority="64"/>
+    <w:lsdException w:name="Medium List 1 Accent 3" w:uiPriority="65"/>
+    <w:lsdException w:name="Medium List 2 Accent 3" w:uiPriority="66"/>
+    <w:lsdException w:name="Medium Grid 1 Accent 3" w:uiPriority="67"/>
+    <w:lsdException w:name="Medium Grid 2 Accent 3" w:uiPriority="68"/>
+    <w:lsdException w:name="Medium Grid 3 Accent 3" w:uiPriority="69"/>
+    <w:lsdException w:name="Dark List Accent 3" w:uiPriority="70"/>
+    <w:lsdException w:name="Colorful Shading Accent 3" w:uiPriority="71"/>
+    <w:lsdException w:name="Colorful List Accent 3" w:uiPriority="72"/>
+    <w:lsdException w:name="Colorful Grid Accent 3" w:uiPriority="73"/>
+    <w:lsdException w:name="Light Shading Accent 4" w:uiPriority="60"/>
+    <w:lsdException w:name="Light List Accent 4" w:uiPriority="61"/>
+    <w:lsdException w:name="Light Grid Accent 4" w:uiPriority="62"/>
+    <w:lsdException w:name="Medium Shading 1 Accent 4" w:uiPriority="63"/>
+    <w:lsdException w:name="Medium Shading 2 Accent 4" w:uiPriority="64"/>
+    <w:lsdException w:name="Medium List 1 Accent 4" w:uiPriority="65"/>
+    <w:lsdException w:name="Medium List 2 Accent 4" w:uiPriority="66"/>
+    <w:lsdException w:name="Medium Grid 1 Accent 4" w:uiPriority="67"/>
+    <w:lsdException w:name="Medium Grid 2 Accent 4" w:uiPriority="68"/>
+    <w:lsdException w:name="Medium Grid 3 Accent 4" w:uiPriority="69"/>
+    <w:lsdException w:name="Dark List Accent 4" w:uiPriority="70"/>
+    <w:lsdException w:name="Colorful Shading Accent 4" w:uiPriority="71"/>
+    <w:lsdException w:name="Colorful List Accent 4" w:uiPriority="72"/>
+    <w:lsdException w:name="Colorful Grid Accent 4" w:uiPriority="73"/>
+    <w:lsdException w:name="Light Shading Accent 5" w:uiPriority="60"/>
+    <w:lsdException w:name="Light List Accent 5" w:uiPriority="61"/>
+    <w:lsdException w:name="Light Grid Accent 5" w:uiPriority="62"/>
+    <w:lsdException w:name="Medium Shading 1 Accent 5" w:uiPriority="63"/>
+    <w:lsdException w:name="Medium Shading 2 Accent 5" w:uiPriority="64"/>
+    <w:lsdException w:name="Medium List 1 Accent 5" w:uiPriority="65"/>
+    <w:lsdException w:name="Medium List 2 Accent 5" w:uiPriority="66"/>
+    <w:lsdException w:name="Medium Grid 1 Accent 5" w:uiPriority="67"/>
+    <w:lsdException w:name="Medium Grid 2 Accent 5" w:uiPriority="68"/>
+    <w:lsdException w:name="Medium Grid 3 Accent 5" w:uiPriority="69"/>
+    <w:lsdException w:name="Dark List Accent 5" w:uiPriority="70"/>
+    <w:lsdException w:name="Colorful Shading Accent 5" w:uiPriority="71"/>
+    <w:lsdException w:name="Colorful List Accent 5" w:uiPriority="72"/>
+    <w:lsdException w:name="Colorful Grid Accent 5" w:uiPriority="73"/>
+    <w:lsdException w:name="Light Shading Accent 6" w:uiPriority="60"/>
+    <w:lsdException w:name="Light List Accent 6" w:uiPriority="61"/>
+    <w:lsdException w:name="Light Grid Accent 6" w:uiPriority="62"/>
+    <w:lsdException w:name="Medium Shading 1 Accent 6" w:uiPriority="63"/>
+    <w:lsdException w:name="Medium Shading 2 Accent 6" w:uiPriority="64"/>
+    <w:lsdException w:name="Medium List 1 Accent 6" w:uiPriority="65"/>
+    <w:lsdException w:name="Medium List 2 Accent 6" w:uiPriority="66"/>
+    <w:lsdException w:name="Medium Grid 1 Accent 6" w:uiPriority="67"/>
+    <w:lsdException w:name="Medium Grid 2 Accent 6" w:uiPriority="68"/>
+    <w:lsdException w:name="Medium Grid 3 Accent 6" w:uiPriority="69"/>
+    <w:lsdException w:name="Dark List Accent 6" w:uiPriority="70"/>
+    <w:lsdException w:name="Colorful Shading Accent 6" w:uiPriority="71"/>
+    <w:lsdException w:name="Colorful List Accent 6" w:uiPriority="72"/>
+    <w:lsdException w:name="Colorful Grid Accent 6" w:uiPriority="73"/>
+    <w:lsdException w:name="Subtle Emphasis" w:uiPriority="19" w:qFormat="1"/>
+    <w:lsdException w:name="Intense Emphasis" w:uiPriority="21" w:qFormat="1"/>
+    <w:lsdException w:name="Subtle Reference" w:uiPriority="31" w:qFormat="1"/>
+    <w:lsdException w:name="Intense Reference" w:uiPriority="32" w:qFormat="1"/>
+    <w:lsdException w:name="Book Title" w:uiPriority="33" w:qFormat="1"/>
+    <w:lsdException w:name="Bibliography" w:semiHidden="1" w:uiPriority="37" w:unhideWhenUsed="1"/>
+    <w:lsdException w:name="TOC Heading" w:semiHidden="1" w:uiPriority="39" w:unhideWhenUsed="1" w:qFormat="1"/>
+    <w:lsdException w:name="Plain Table 1" w:uiPriority="41"/>
+    <w:lsdException w:name="Plain Table 2" w:uiPriority="42"/>
+    <w:lsdException w:name="Plain Table 3" w:uiPriority="43"/>
+    <w:lsdException w:name="Plain Table 4" w:uiPriority="44"/>
+    <w:lsdException w:name="Plain Table 5" w:uiPriority="45"/>
+    <w:lsdException w:name="Grid Table Light" w:uiPriority="40"/>
+    <w:lsdException w:name="Grid Table 1 Light" w:uiPriority="46"/>
+    <w:lsdException w:name="Grid Table 2" w:uiPriority="47"/>
+    <w:lsdException w:name="Grid Table 3" w:uiPriority="48"/>
+    <w:lsdException w:name="Grid Table 4" w:uiPriority="49"/>
+    <w:lsdException w:name="Grid Table 5 Dark" w:uiPriority="50"/>
+    <w:lsdException w:name="Grid Table 6 Colorful" w:uiPriority="51"/>
+    <w:lsdException w:name="Grid Table 7 Colorful" w:uiPriority="52"/>
+    <w:lsdException w:name="Grid Table 1 Light Accent 1" w:uiPriority="46"/>
+    <w:lsdException w:name="Grid Table 2 Accent 1" w:uiPriority="47"/>
+    <w:lsdException w:name="Grid Table 3 Accent 1" w:uiPriority="48"/>
+    <w:lsdException w:name="Grid Table 4 Accent 1" w:uiPriority="49"/>
+    <w:lsdException w:name="Grid Table 5 Dark Accent 1" w:uiPriority="50"/>
+    <w:lsdException w:name="Grid Table 6 Colorful Accent 1" w:uiPriority="51"/>
+    <w:lsdException w:name="Grid Table 7 Colorful Accent 1" w:uiPriority="52"/>
+    <w:lsdException w:name="Grid Table 1 Light Accent 2" w:uiPriority="46"/>
+    <w:lsdException w:name="Grid Table 2 Accent 2" w:uiPriority="47"/>
+    <w:lsdException w:name="Grid Table 3 Accent 2" w:uiPriority="48"/>
+    <w:lsdException w:name="Grid Table 4 Accent 2" w:uiPriority="49"/>
+    <w:lsdException w:name="Grid Table 5 Dark Accent 2" w:uiPriority="50"/>
+    <w:lsdException w:name="Grid Table 6 Colorful Accent 2" w:uiPriority="51"/>
+    <w:lsdException w:name="Grid Table 7 Colorful Accent 2" w:uiPriority="52"/>
+    <w:lsdException w:name="Grid Table 1 Light Accent 3" w:uiPriority="46"/>
+    <w:lsdException w:name="Grid Table 2 Accent 3" w:uiPriority="47"/>
+    <w:lsdException w:name="Grid Table 3 Accent 3" w:uiPriority="48"/>
+    <w:lsdException w:name="Grid Table 4 Accent 3" w:uiPriority="49"/>
+    <w:lsdException w:name="Grid Table 5 Dark Accent 3" w:uiPriority="50"/>
+    <w:lsdException w:name="Grid Table 6 Colorful Accent 3" w:uiPriority="51"/>
+    <w:lsdException w:name="Grid Table 7 Colorful Accent 3" w:uiPriority="52"/>
+    <w:lsdException w:name="Grid Table 1 Light Accent 4" w:uiPriority="46"/>
+    <w:lsdException w:name="Grid Table 2 Accent 4" w:uiPriority="47"/>
+    <w:lsdException w:name="Grid Table 3 Accent 4" w:uiPriority="48"/>
+    <w:lsdException w:name="Grid Table 4 Accent 4" w:uiPriority="49"/>
+    <w:lsdException w:name="Grid Table 5 Dark Accent 4" w:uiPriority="50"/>
+    <w:lsdException w:name="Grid Table 6 Colorful Accent 4" w:uiPriority="51"/>
+    <w:lsdException w:name="Grid Table 7 Colorful Accent 4" w:uiPriority="52"/>
+    <w:lsdException w:name="Grid Table 1 Light Accent 5" w:uiPriority="46"/>
+    <w:lsdException w:name="Grid Table 2 Accent 5" w:uiPriority="47"/>
+    <w:lsdException w:name="Grid Table 3 Accent 5" w:uiPriority="48"/>
+    <w:lsdException w:name="Grid Table 4 Accent 5" w:uiPriority="49"/>
+    <w:lsdException w:name="Grid Table 5 Dark Accent 5" w:uiPriority="50"/>
+    <w:lsdException w:name="Grid Table 6 Colorful Accent 5" w:uiPriority="51"/>
+    <w:lsdException w:name="Grid Table 7 Colorful Accent 5" w:uiPriority="52"/>
+    <w:lsdException w:name="Grid Table 1 Light Accent 6" w:uiPriority="46"/>
+    <w:lsdException w:name="Grid Table 2 Accent 6" w:uiPriority="47"/>
+    <w:lsdException w:name="Grid Table 3 Accent 6" w:uiPriority="48"/>
+    <w:lsdException w:name="Grid Table 4 Accent 6" w:uiPriority="49"/>
+    <w:lsdException w:name="Grid Table 5 Dark Accent 6" w:uiPriority="50"/>
+    <w:lsdException w:name="Grid Table 6 Colorful Accent 6" w:uiPriority="51"/>
+    <w:lsdException w:name="Grid Table 7 Colorful Accent 6" w:uiPriority="52"/>
+    <w:lsdException w:name="List Table 1 Light" w:uiPriority="46"/>
+    <w:lsdException w:name="List Table 2" w:uiPriority="47"/>
+    <w:lsdException w:name="List Table 3" w:uiPriority="48"/>
+    <w:lsdException w:name="List Table 4" w:uiPriority="49"/>
+    <w:lsdException w:name="List Table 5 Dark" w:uiPriority="50"/>
+    <w:lsdException w:name="List Table 6 Colorful" w:uiPriority="51"/>
+    <w:lsdException w:name="List Table 7 Colorful" w:uiPriority="52"/>
+    <w:lsdException w:name="List Table 1 Light Accent 1" w:uiPriority="46"/>
+    <w:lsdException w:name="List Table 2 Accent 1" w:uiPriority="47"/>
+    <w:lsdException w:name="List Table 3 Accent 1" w:uiPriority="48"/>
+    <w:lsdException w:name="List Table 4 Accent 1" w:uiPriority="49"/>
+    <w:lsdException w:name="List Table 5 Dark Accent 1" w:uiPriority="50"/>
+    <w:lsdException w:name="List Table 6 Colorful Accent 1" w:uiPriority="51"/>
+    <w:lsdException w:name="List Table 7 Colorful Accent 1" w:uiPriority="52"/>
+    <w:lsdException w:name="List Table 1 Light Accent 2" w:uiPriority="46"/>
+    <w:lsdException w:name="List Table 2 Accent 2" w:uiPriority="47"/>
+    <w:lsdException w:name="List Table 3 Accent 2" w:uiPriority="48"/>
+    <w:lsdException w:name="List Table 4 Accent 2" w:uiPriority="49"/>
+    <w:lsdException w:name="List Table 5 Dark Accent 2" w:uiPriority="50"/>
+    <w:lsdException w:name="List Table 6 Colorful Accent 2" w:uiPriority="51"/>
+    <w:lsdException w:name="List Table 7 Colorful Accent 2" w:uiPriority="52"/>
+    <w:lsdException w:name="List Table 1 Light Accent 3" w:uiPriority="46"/>
+    <w:lsdException w:name="List Table 2 Accent 3" w:uiPriority="47"/>
+    <w:lsdException w:name="List Table 3 Accent 3" w:uiPriority="48"/>
+    <w:lsdException w:name="List Table 4 Accent 3" w:uiPriority="49"/>
+    <w:lsdException w:name="List Table 5 Dark Accent 3" w:uiPriority="50"/>
+    <w:lsdException w:name="List Table 6 Colorful Accent 3" w:uiPriority="51"/>
+    <w:lsdException w:name="List Table 7 Colorful Accent 3" w:uiPriority="52"/>
+    <w:lsdException w:name="List Table 1 Light Accent 4" w:uiPriority="46"/>
+    <w:lsdException w:name="List Table 2 Accent 4" w:uiPriority="47"/>
+    <w:lsdException w:name="List Table 3 Accent 4" w:uiPriority="48"/>
+    <w:lsdException w:name="List Table 4 Accent 4" w:uiPriority="49"/>
+    <w:lsdException w:name="List Table 5 Dark Accent 4" w:uiPriority="50"/>
+    <w:lsdException w:name="List Table 6 Colorful Accent 4" w:uiPriority="51"/>
+    <w:lsdException w:name="List Table 7 Colorful Accent 4" w:uiPriority="52"/>
+    <w:lsdException w:name="List Table 1 Light Accent 5" w:uiPriority="46"/>
+    <w:lsdException w:name="List Table 2 Accent 5" w:uiPriority="47"/>
+    <w:lsdException w:name="List Table 3 Accent 5" w:uiPriority="48"/>
+    <w:lsdException w:name="List Table 4 Accent 5" w:uiPriority="49"/>
+    <w:lsdException w:name="List Table 5 Dark Accent 5" w:uiPriority="50"/>
+    <w:lsdException w:name="List Table 6 Colorful Accent 5" w:uiPriority="51"/>
+    <w:lsdException w:name="List Table 7 Colorful Accent 5" w:uiPriority="52"/>
+    <w:lsdException w:name="List Table 1 Light Accent 6" w:uiPriority="46"/>
+    <w:lsdException w:name="List Table 2 Accent 6" w:uiPriority="47"/>
+    <w:lsdException w:name="List Table 3 Accent 6" w:uiPriority="48"/>
+    <w:lsdException w:name="List Table 4 Accent 6" w:uiPriority="49"/>
+    <w:lsdException w:name="List Table 5 Dark Accent 6" w:uiPriority="50"/>
+    <w:lsdException w:name="List Table 6 Colorful Accent 6" w:uiPriority="51"/>
+    <w:lsdException w:name="List Table 7 Colorful Accent 6" w:uiPriority="52"/>
+    <w:lsdException w:name="Mention" w:semiHidden="1" w:unhideWhenUsed="1"/>
+    <w:lsdException w:name="Smart Hyperlink" w:semiHidden="1" w:unhideWhenUsed="1"/>
+    <w:lsdException w:name="Hashtag" w:semiHidden="1" w:unhideWhenUsed="1"/>
+    <w:lsdException w:name="Unresolved Mention" w:semiHidden="1" w:unhideWhenUsed="1"/>
+    <w:lsdException w:name="Smart Link" w:semiHidden="1" w:unhideWhenUsed="1"/>
+  </w:latentStyles>
+  <w:style w:type="paragraph" w:default="1" w:styleId="Normal">
+    <w:name w:val="Normal"/>
     <w:qFormat/>
-    <w:rPr>
-      <w:sz w:val="56"/>
-      <w:szCs w:val="56"/>
-    </w:rPr>
   </w:style>
   <w:style w:type="paragraph" w:styleId="Heading1">
-    <w:name w:val="Heading 1"/>
-    <w:basedOn w:val="Normal"/>
-    <w:next w:val="Normal"/>
+    <w:name w:val="heading 1"/>
+    <w:uiPriority w:val="9"/>
     <w:qFormat/>
+    <w:pPr>
+      <w:outlineLvl w:val="0"/>
+    </w:pPr>
     <w:rPr>
       <w:color w:val="2E74B5"/>
       <w:sz w:val="32"/>
@@ -1172,10 +1735,14 @@
     </w:rPr>
   </w:style>
   <w:style w:type="paragraph" w:styleId="Heading2">
-    <w:name w:val="Heading 2"/>
-    <w:basedOn w:val="Normal"/>
-    <w:next w:val="Normal"/>
+    <w:name w:val="heading 2"/>
+    <w:uiPriority w:val="9"/>
+    <w:semiHidden/>
+    <w:unhideWhenUsed/>
     <w:qFormat/>
+    <w:pPr>
+      <w:outlineLvl w:val="1"/>
+    </w:pPr>
     <w:rPr>
       <w:color w:val="2E74B5"/>
       <w:sz w:val="26"/>
@@ -1183,10 +1750,14 @@
     </w:rPr>
   </w:style>
   <w:style w:type="paragraph" w:styleId="Heading3">
-    <w:name w:val="Heading 3"/>
-    <w:basedOn w:val="Normal"/>
-    <w:next w:val="Normal"/>
+    <w:name w:val="heading 3"/>
+    <w:uiPriority w:val="9"/>
+    <w:semiHidden/>
+    <w:unhideWhenUsed/>
     <w:qFormat/>
+    <w:pPr>
+      <w:outlineLvl w:val="2"/>
+    </w:pPr>
     <w:rPr>
       <w:color w:val="1F4D78"/>
       <w:sz w:val="24"/>
@@ -1194,10 +1765,14 @@
     </w:rPr>
   </w:style>
   <w:style w:type="paragraph" w:styleId="Heading4">
-    <w:name w:val="Heading 4"/>
-    <w:basedOn w:val="Normal"/>
-    <w:next w:val="Normal"/>
+    <w:name w:val="heading 4"/>
+    <w:uiPriority w:val="9"/>
+    <w:semiHidden/>
+    <w:unhideWhenUsed/>
     <w:qFormat/>
+    <w:pPr>
+      <w:outlineLvl w:val="3"/>
+    </w:pPr>
     <w:rPr>
       <w:i/>
       <w:iCs/>
@@ -1205,27 +1780,69 @@
     </w:rPr>
   </w:style>
   <w:style w:type="paragraph" w:styleId="Heading5">
-    <w:name w:val="Heading 5"/>
-    <w:basedOn w:val="Normal"/>
-    <w:next w:val="Normal"/>
+    <w:name w:val="heading 5"/>
+    <w:uiPriority w:val="9"/>
+    <w:semiHidden/>
+    <w:unhideWhenUsed/>
     <w:qFormat/>
+    <w:pPr>
+      <w:outlineLvl w:val="4"/>
+    </w:pPr>
     <w:rPr>
       <w:color w:val="2E74B5"/>
     </w:rPr>
   </w:style>
   <w:style w:type="paragraph" w:styleId="Heading6">
-    <w:name w:val="Heading 6"/>
-    <w:basedOn w:val="Normal"/>
-    <w:next w:val="Normal"/>
+    <w:name w:val="heading 6"/>
+    <w:uiPriority w:val="9"/>
+    <w:semiHidden/>
+    <w:unhideWhenUsed/>
     <w:qFormat/>
+    <w:pPr>
+      <w:outlineLvl w:val="5"/>
+    </w:pPr>
     <w:rPr>
       <w:color w:val="1F4D78"/>
     </w:rPr>
   </w:style>
-  <w:style w:type="paragraph" w:styleId="Strong">
-    <w:name w:val="Strong"/>
-    <w:basedOn w:val="Normal"/>
-    <w:next w:val="Normal"/>
+  <w:style w:type="character" w:default="1" w:styleId="DefaultParagraphFont">
+    <w:name w:val="Default Paragraph Font"/>
+    <w:uiPriority w:val="1"/>
+    <w:semiHidden/>
+    <w:unhideWhenUsed/>
+  </w:style>
+  <w:style w:type="table" w:default="1" w:styleId="TableNormal">
+    <w:name w:val="Normal Table"/>
+    <w:uiPriority w:val="99"/>
+    <w:semiHidden/>
+    <w:unhideWhenUsed/>
+    <w:tblPr>
+      <w:tblInd w:w="0" w:type="dxa"/>
+      <w:tblCellMar>
+        <w:top w:w="0" w:type="dxa"/>
+        <w:left w:w="108" w:type="dxa"/>
+        <w:bottom w:w="0" w:type="dxa"/>
+        <w:right w:w="108" w:type="dxa"/>
+      </w:tblCellMar>
+    </w:tblPr>
+  </w:style>
+  <w:style w:type="numbering" w:default="1" w:styleId="NoList">
+    <w:name w:val="No List"/>
+    <w:uiPriority w:val="99"/>
+    <w:semiHidden/>
+    <w:unhideWhenUsed/>
+  </w:style>
+  <w:style w:type="paragraph" w:styleId="Title">
+    <w:name w:val="Title"/>
+    <w:uiPriority w:val="10"/>
+    <w:qFormat/>
+    <w:rPr>
+      <w:sz w:val="56"/>
+      <w:szCs w:val="56"/>
+    </w:rPr>
+  </w:style>
+  <w:style w:type="paragraph" w:customStyle="1" w:styleId="Strong1">
+    <w:name w:val="Strong1"/>
     <w:qFormat/>
     <w:rPr>
       <w:b/>
@@ -1234,12 +1851,10 @@
   </w:style>
   <w:style w:type="paragraph" w:styleId="ListParagraph">
     <w:name w:val="List Paragraph"/>
-    <w:basedOn w:val="Normal"/>
     <w:qFormat/>
   </w:style>
   <w:style w:type="character" w:styleId="Hyperlink">
     <w:name w:val="Hyperlink"/>
-    <w:basedOn w:val="DefaultParagraphFont"/>
     <w:uiPriority w:val="99"/>
     <w:unhideWhenUsed/>
     <w:rPr>
@@ -1249,7 +1864,6 @@
   </w:style>
   <w:style w:type="character" w:styleId="FootnoteReference">
     <w:name w:val="footnote reference"/>
-    <w:basedOn w:val="DefaultParagraphFont"/>
     <w:uiPriority w:val="99"/>
     <w:semiHidden/>
     <w:unhideWhenUsed/>
@@ -1259,22 +1873,13 @@
   </w:style>
   <w:style w:type="paragraph" w:styleId="FootnoteText">
     <w:name w:val="footnote text"/>
-    <w:basedOn w:val="Normal"/>
     <w:link w:val="FootnoteTextChar"/>
     <w:uiPriority w:val="99"/>
     <w:semiHidden/>
     <w:unhideWhenUsed/>
-    <w:pPr>
-      <w:spacing w:after="0" w:line="240" w:lineRule="auto"/>
-    </w:pPr>
-    <w:rPr>
-      <w:sz w:val="20"/>
-      <w:szCs w:val="20"/>
-    </w:rPr>
   </w:style>
-  <w:style w:type="character" w:styleId="FootnoteTextChar">
+  <w:style w:type="character" w:customStyle="1" w:styleId="FootnoteTextChar">
     <w:name w:val="Footnote Text Char"/>
-    <w:basedOn w:val="DefaultParagraphFont"/>
     <w:link w:val="FootnoteText"/>
     <w:uiPriority w:val="99"/>
     <w:semiHidden/>
@@ -1286,7 +1891,6 @@
   </w:style>
   <w:style w:type="character" w:styleId="EndnoteReference">
     <w:name w:val="endnote reference"/>
-    <w:basedOn w:val="DefaultParagraphFont"/>
     <w:uiPriority w:val="99"/>
     <w:semiHidden/>
     <w:unhideWhenUsed/>
@@ -1296,22 +1900,13 @@
   </w:style>
   <w:style w:type="paragraph" w:styleId="EndnoteText">
     <w:name w:val="endnote text"/>
-    <w:basedOn w:val="Normal"/>
     <w:link w:val="EndnoteTextChar"/>
     <w:uiPriority w:val="99"/>
     <w:semiHidden/>
     <w:unhideWhenUsed/>
-    <w:pPr>
-      <w:spacing w:after="0" w:line="240" w:lineRule="auto"/>
-    </w:pPr>
-    <w:rPr>
-      <w:sz w:val="20"/>
-      <w:szCs w:val="20"/>
-    </w:rPr>
   </w:style>
-  <w:style w:type="character" w:styleId="EndnoteTextChar">
+  <w:style w:type="character" w:customStyle="1" w:styleId="EndnoteTextChar">
     <w:name w:val="Endnote Text Char"/>
-    <w:basedOn w:val="DefaultParagraphFont"/>
     <w:link w:val="EndnoteText"/>
     <w:uiPriority w:val="99"/>
     <w:semiHidden/>
@@ -1321,5 +1916,332 @@
       <w:szCs w:val="20"/>
     </w:rPr>
   </w:style>
+  <w:style w:type="character" w:styleId="UnresolvedMention">
+    <w:name w:val="Unresolved Mention"/>
+    <w:basedOn w:val="DefaultParagraphFont"/>
+    <w:uiPriority w:val="99"/>
+    <w:semiHidden/>
+    <w:unhideWhenUsed/>
+    <w:rsid w:val="00CB09BC"/>
+    <w:rPr>
+      <w:color w:val="605E5C"/>
+      <w:shd w:val="clear" w:color="auto" w:fill="E1DFDD"/>
+    </w:rPr>
+  </w:style>
 </w:styles>
+</file>
+
+<file path=word/theme/theme1.xml><?xml version="1.0" encoding="utf-8"?>
+<a:theme xmlns:a="http://schemas.openxmlformats.org/drawingml/2006/main" name="Office Theme">
+  <a:themeElements>
+    <a:clrScheme name="Office">
+      <a:dk1>
+        <a:sysClr val="windowText" lastClr="000000"/>
+      </a:dk1>
+      <a:lt1>
+        <a:sysClr val="window" lastClr="FFFFFF"/>
+      </a:lt1>
+      <a:dk2>
+        <a:srgbClr val="0E2841"/>
+      </a:dk2>
+      <a:lt2>
+        <a:srgbClr val="E8E8E8"/>
+      </a:lt2>
+      <a:accent1>
+        <a:srgbClr val="156082"/>
+      </a:accent1>
+      <a:accent2>
+        <a:srgbClr val="E97132"/>
+      </a:accent2>
+      <a:accent3>
+        <a:srgbClr val="196B24"/>
+      </a:accent3>
+      <a:accent4>
+        <a:srgbClr val="0F9ED5"/>
+      </a:accent4>
+      <a:accent5>
+        <a:srgbClr val="A02B93"/>
+      </a:accent5>
+      <a:accent6>
+        <a:srgbClr val="4EA72E"/>
+      </a:accent6>
+      <a:hlink>
+        <a:srgbClr val="467886"/>
+      </a:hlink>
+      <a:folHlink>
+        <a:srgbClr val="96607D"/>
+      </a:folHlink>
+    </a:clrScheme>
+    <a:fontScheme name="Office">
+      <a:majorFont>
+        <a:latin typeface="Aptos Display" panose="02110004020202020204"/>
+        <a:ea typeface=""/>
+        <a:cs typeface=""/>
+        <a:font script="Jpan" typeface="游ゴシック Light"/>
+        <a:font script="Hang" typeface="맑은 고딕"/>
+        <a:font script="Hans" typeface="等线 Light"/>
+        <a:font script="Hant" typeface="新細明體"/>
+        <a:font script="Arab" typeface="Times New Roman"/>
+        <a:font script="Hebr" typeface="Times New Roman"/>
+        <a:font script="Thai" typeface="Angsana New"/>
+        <a:font script="Ethi" typeface="Nyala"/>
+        <a:font script="Beng" typeface="Vrinda"/>
+        <a:font script="Gujr" typeface="Shruti"/>
+        <a:font script="Khmr" typeface="MoolBoran"/>
+        <a:font script="Knda" typeface="Tunga"/>
+        <a:font script="Guru" typeface="Raavi"/>
+        <a:font script="Cans" typeface="Euphemia"/>
+        <a:font script="Cher" typeface="Plantagenet Cherokee"/>
+        <a:font script="Yiii" typeface="Microsoft Yi Baiti"/>
+        <a:font script="Tibt" typeface="Microsoft Himalaya"/>
+        <a:font script="Thaa" typeface="MV Boli"/>
+        <a:font script="Deva" typeface="Mangal"/>
+        <a:font script="Telu" typeface="Gautami"/>
+        <a:font script="Taml" typeface="Latha"/>
+        <a:font script="Syrc" typeface="Estrangelo Edessa"/>
+        <a:font script="Orya" typeface="Kalinga"/>
+        <a:font script="Mlym" typeface="Kartika"/>
+        <a:font script="Laoo" typeface="DokChampa"/>
+        <a:font script="Sinh" typeface="Iskoola Pota"/>
+        <a:font script="Mong" typeface="Mongolian Baiti"/>
+        <a:font script="Viet" typeface="Times New Roman"/>
+        <a:font script="Uigh" typeface="Microsoft Uighur"/>
+        <a:font script="Geor" typeface="Sylfaen"/>
+        <a:font script="Armn" typeface="Arial"/>
+        <a:font script="Bugi" typeface="Leelawadee UI"/>
+        <a:font script="Bopo" typeface="Microsoft JhengHei"/>
+        <a:font script="Java" typeface="Javanese Text"/>
+        <a:font script="Lisu" typeface="Segoe UI"/>
+        <a:font script="Mymr" typeface="Myanmar Text"/>
+        <a:font script="Nkoo" typeface="Ebrima"/>
+        <a:font script="Olck" typeface="Nirmala UI"/>
+        <a:font script="Osma" typeface="Ebrima"/>
+        <a:font script="Phag" typeface="Phagspa"/>
+        <a:font script="Syrn" typeface="Estrangelo Edessa"/>
+        <a:font script="Syrj" typeface="Estrangelo Edessa"/>
+        <a:font script="Syre" typeface="Estrangelo Edessa"/>
+        <a:font script="Sora" typeface="Nirmala UI"/>
+        <a:font script="Tale" typeface="Microsoft Tai Le"/>
+        <a:font script="Talu" typeface="Microsoft New Tai Lue"/>
+        <a:font script="Tfng" typeface="Ebrima"/>
+      </a:majorFont>
+      <a:minorFont>
+        <a:latin typeface="Aptos" panose="02110004020202020204"/>
+        <a:ea typeface=""/>
+        <a:cs typeface=""/>
+        <a:font script="Jpan" typeface="游明朝"/>
+        <a:font script="Hang" typeface="맑은 고딕"/>
+        <a:font script="Hans" typeface="等线"/>
+        <a:font script="Hant" typeface="新細明體"/>
+        <a:font script="Arab" typeface="Arial"/>
+        <a:font script="Hebr" typeface="Arial"/>
+        <a:font script="Thai" typeface="Cordia New"/>
+        <a:font script="Ethi" typeface="Nyala"/>
+        <a:font script="Beng" typeface="Vrinda"/>
+        <a:font script="Gujr" typeface="Shruti"/>
+        <a:font script="Khmr" typeface="DaunPenh"/>
+        <a:font script="Knda" typeface="Tunga"/>
+        <a:font script="Guru" typeface="Raavi"/>
+        <a:font script="Cans" typeface="Euphemia"/>
+        <a:font script="Cher" typeface="Plantagenet Cherokee"/>
+        <a:font script="Yiii" typeface="Microsoft Yi Baiti"/>
+        <a:font script="Tibt" typeface="Microsoft Himalaya"/>
+        <a:font script="Thaa" typeface="MV Boli"/>
+        <a:font script="Deva" typeface="Mangal"/>
+        <a:font script="Telu" typeface="Gautami"/>
+        <a:font script="Taml" typeface="Latha"/>
+        <a:font script="Syrc" typeface="Estrangelo Edessa"/>
+        <a:font script="Orya" typeface="Kalinga"/>
+        <a:font script="Mlym" typeface="Kartika"/>
+        <a:font script="Laoo" typeface="DokChampa"/>
+        <a:font script="Sinh" typeface="Iskoola Pota"/>
+        <a:font script="Mong" typeface="Mongolian Baiti"/>
+        <a:font script="Viet" typeface="Arial"/>
+        <a:font script="Uigh" typeface="Microsoft Uighur"/>
+        <a:font script="Geor" typeface="Sylfaen"/>
+        <a:font script="Armn" typeface="Arial"/>
+        <a:font script="Bugi" typeface="Leelawadee UI"/>
+        <a:font script="Bopo" typeface="Microsoft JhengHei"/>
+        <a:font script="Java" typeface="Javanese Text"/>
+        <a:font script="Lisu" typeface="Segoe UI"/>
+        <a:font script="Mymr" typeface="Myanmar Text"/>
+        <a:font script="Nkoo" typeface="Ebrima"/>
+        <a:font script="Olck" typeface="Nirmala UI"/>
+        <a:font script="Osma" typeface="Ebrima"/>
+        <a:font script="Phag" typeface="Phagspa"/>
+        <a:font script="Syrn" typeface="Estrangelo Edessa"/>
+        <a:font script="Syrj" typeface="Estrangelo Edessa"/>
+        <a:font script="Syre" typeface="Estrangelo Edessa"/>
+        <a:font script="Sora" typeface="Nirmala UI"/>
+        <a:font script="Tale" typeface="Microsoft Tai Le"/>
+        <a:font script="Talu" typeface="Microsoft New Tai Lue"/>
+        <a:font script="Tfng" typeface="Ebrima"/>
+      </a:minorFont>
+    </a:fontScheme>
+    <a:fmtScheme name="Office">
+      <a:fillStyleLst>
+        <a:solidFill>
+          <a:schemeClr val="phClr"/>
+        </a:solidFill>
+        <a:gradFill rotWithShape="1">
+          <a:gsLst>
+            <a:gs pos="0">
+              <a:schemeClr val="phClr">
+                <a:lumMod val="110000"/>
+                <a:satMod val="105000"/>
+                <a:tint val="67000"/>
+              </a:schemeClr>
+            </a:gs>
+            <a:gs pos="50000">
+              <a:schemeClr val="phClr">
+                <a:lumMod val="105000"/>
+                <a:satMod val="103000"/>
+                <a:tint val="73000"/>
+              </a:schemeClr>
+            </a:gs>
+            <a:gs pos="100000">
+              <a:schemeClr val="phClr">
+                <a:lumMod val="105000"/>
+                <a:satMod val="109000"/>
+                <a:tint val="81000"/>
+              </a:schemeClr>
+            </a:gs>
+          </a:gsLst>
+          <a:lin ang="5400000" scaled="0"/>
+        </a:gradFill>
+        <a:gradFill rotWithShape="1">
+          <a:gsLst>
+            <a:gs pos="0">
+              <a:schemeClr val="phClr">
+                <a:satMod val="103000"/>
+                <a:lumMod val="102000"/>
+                <a:tint val="94000"/>
+              </a:schemeClr>
+            </a:gs>
+            <a:gs pos="50000">
+              <a:schemeClr val="phClr">
+                <a:satMod val="110000"/>
+                <a:lumMod val="100000"/>
+                <a:shade val="100000"/>
+              </a:schemeClr>
+            </a:gs>
+            <a:gs pos="100000">
+              <a:schemeClr val="phClr">
+                <a:lumMod val="99000"/>
+                <a:satMod val="120000"/>
+                <a:shade val="78000"/>
+              </a:schemeClr>
+            </a:gs>
+          </a:gsLst>
+          <a:lin ang="5400000" scaled="0"/>
+        </a:gradFill>
+      </a:fillStyleLst>
+      <a:lnStyleLst>
+        <a:ln w="12700" cap="flat" cmpd="sng" algn="ctr">
+          <a:solidFill>
+            <a:schemeClr val="phClr"/>
+          </a:solidFill>
+          <a:prstDash val="solid"/>
+          <a:miter lim="800000"/>
+        </a:ln>
+        <a:ln w="19050" cap="flat" cmpd="sng" algn="ctr">
+          <a:solidFill>
+            <a:schemeClr val="phClr"/>
+          </a:solidFill>
+          <a:prstDash val="solid"/>
+          <a:miter lim="800000"/>
+        </a:ln>
+        <a:ln w="25400" cap="flat" cmpd="sng" algn="ctr">
+          <a:solidFill>
+            <a:schemeClr val="phClr"/>
+          </a:solidFill>
+          <a:prstDash val="solid"/>
+          <a:miter lim="800000"/>
+        </a:ln>
+      </a:lnStyleLst>
+      <a:effectStyleLst>
+        <a:effectStyle>
+          <a:effectLst/>
+        </a:effectStyle>
+        <a:effectStyle>
+          <a:effectLst/>
+        </a:effectStyle>
+        <a:effectStyle>
+          <a:effectLst>
+            <a:outerShdw blurRad="57150" dist="19050" dir="5400000" algn="ctr" rotWithShape="0">
+              <a:srgbClr val="000000">
+                <a:alpha val="63000"/>
+              </a:srgbClr>
+            </a:outerShdw>
+          </a:effectLst>
+        </a:effectStyle>
+      </a:effectStyleLst>
+      <a:bgFillStyleLst>
+        <a:solidFill>
+          <a:schemeClr val="phClr"/>
+        </a:solidFill>
+        <a:solidFill>
+          <a:schemeClr val="phClr">
+            <a:tint val="95000"/>
+            <a:satMod val="170000"/>
+          </a:schemeClr>
+        </a:solidFill>
+        <a:gradFill rotWithShape="1">
+          <a:gsLst>
+            <a:gs pos="0">
+              <a:schemeClr val="phClr">
+                <a:tint val="93000"/>
+                <a:satMod val="150000"/>
+                <a:shade val="98000"/>
+                <a:lumMod val="102000"/>
+              </a:schemeClr>
+            </a:gs>
+            <a:gs pos="50000">
+              <a:schemeClr val="phClr">
+                <a:tint val="98000"/>
+                <a:satMod val="130000"/>
+                <a:shade val="90000"/>
+                <a:lumMod val="103000"/>
+              </a:schemeClr>
+            </a:gs>
+            <a:gs pos="100000">
+              <a:schemeClr val="phClr">
+                <a:shade val="63000"/>
+                <a:satMod val="120000"/>
+              </a:schemeClr>
+            </a:gs>
+          </a:gsLst>
+          <a:lin ang="5400000" scaled="0"/>
+        </a:gradFill>
+      </a:bgFillStyleLst>
+    </a:fmtScheme>
+  </a:themeElements>
+  <a:objectDefaults>
+    <a:lnDef>
+      <a:spPr/>
+      <a:bodyPr/>
+      <a:lstStyle/>
+      <a:style>
+        <a:lnRef idx="2">
+          <a:schemeClr val="accent1"/>
+        </a:lnRef>
+        <a:fillRef idx="0">
+          <a:schemeClr val="accent1"/>
+        </a:fillRef>
+        <a:effectRef idx="1">
+          <a:schemeClr val="accent1"/>
+        </a:effectRef>
+        <a:fontRef idx="minor">
+          <a:schemeClr val="tx1"/>
+        </a:fontRef>
+      </a:style>
+    </a:lnDef>
+  </a:objectDefaults>
+  <a:extraClrSchemeLst/>
+  <a:extLst>
+    <a:ext uri="{05A4C25C-085E-4340-85A3-A5531E510DB2}">
+      <thm15:themeFamily xmlns:thm15="http://schemas.microsoft.com/office/thememl/2012/main" name="Office Theme" id="{2E142A2C-CD16-42D6-873A-C26D2A0506FA}" vid="{1BDDFF52-6CD6-40A5-AB3C-68EB2F1E4D0A}"/>
+    </a:ext>
+  </a:extLst>
+</a:theme>
 </file>